--- a/Liste_TPs.docx
+++ b/Liste_TPs.docx
@@ -6,11 +6,9 @@
       <w:pPr>
         <w:pStyle w:val="Titre"/>
       </w:pPr>
-      <w:proofErr w:type="spellStart"/>
       <w:r>
         <w:t>Capytale</w:t>
       </w:r>
-      <w:proofErr w:type="spellEnd"/>
     </w:p>
     <w:p>
       <w:pPr>
@@ -114,15 +112,15 @@
         <w:tblLook w:val="04A0" w:firstRow="1" w:lastRow="0" w:firstColumn="1" w:lastColumn="0" w:noHBand="0" w:noVBand="1"/>
       </w:tblPr>
       <w:tblGrid>
-        <w:gridCol w:w="5384"/>
-        <w:gridCol w:w="990"/>
-        <w:gridCol w:w="2943"/>
+        <w:gridCol w:w="5660"/>
+        <w:gridCol w:w="998"/>
+        <w:gridCol w:w="2659"/>
         <w:gridCol w:w="877"/>
       </w:tblGrid>
       <w:tr>
         <w:tc>
           <w:tcPr>
-            <w:tcW w:w="5384" w:type="dxa"/>
+            <w:tcW w:w="5660" w:type="dxa"/>
           </w:tcPr>
           <w:p>
             <w:pPr>
@@ -146,7 +144,7 @@
         </w:tc>
         <w:tc>
           <w:tcPr>
-            <w:tcW w:w="990" w:type="dxa"/>
+            <w:tcW w:w="998" w:type="dxa"/>
           </w:tcPr>
           <w:p>
             <w:pPr>
@@ -171,7 +169,7 @@
         </w:tc>
         <w:tc>
           <w:tcPr>
-            <w:tcW w:w="2943" w:type="dxa"/>
+            <w:tcW w:w="2659" w:type="dxa"/>
           </w:tcPr>
           <w:p>
             <w:pPr>
@@ -221,7 +219,7 @@
       <w:tr>
         <w:tc>
           <w:tcPr>
-            <w:tcW w:w="5384" w:type="dxa"/>
+            <w:tcW w:w="5660" w:type="dxa"/>
           </w:tcPr>
           <w:p>
             <w:pPr>
@@ -283,7 +281,7 @@
         </w:tc>
         <w:tc>
           <w:tcPr>
-            <w:tcW w:w="990" w:type="dxa"/>
+            <w:tcW w:w="998" w:type="dxa"/>
           </w:tcPr>
           <w:p>
             <w:pPr>
@@ -296,7 +294,7 @@
         </w:tc>
         <w:tc>
           <w:tcPr>
-            <w:tcW w:w="2943" w:type="dxa"/>
+            <w:tcW w:w="2659" w:type="dxa"/>
           </w:tcPr>
           <w:p/>
         </w:tc>
@@ -314,7 +312,7 @@
       <w:tr>
         <w:tc>
           <w:tcPr>
-            <w:tcW w:w="5384" w:type="dxa"/>
+            <w:tcW w:w="5660" w:type="dxa"/>
           </w:tcPr>
           <w:p>
             <w:pPr>
@@ -379,7 +377,7 @@
         </w:tc>
         <w:tc>
           <w:tcPr>
-            <w:tcW w:w="990" w:type="dxa"/>
+            <w:tcW w:w="998" w:type="dxa"/>
           </w:tcPr>
           <w:p>
             <w:pPr>
@@ -392,7 +390,7 @@
         </w:tc>
         <w:tc>
           <w:tcPr>
-            <w:tcW w:w="2943" w:type="dxa"/>
+            <w:tcW w:w="2659" w:type="dxa"/>
           </w:tcPr>
           <w:p>
             <w:pPr>
@@ -406,23 +404,7 @@
                 <w:b/>
                 <w:bCs/>
               </w:rPr>
-              <w:t xml:space="preserve">TO DO : différencier fiche MaxPID et </w:t>
-            </w:r>
-            <w:proofErr w:type="spellStart"/>
-            <w:r>
-              <w:rPr>
-                <w:b/>
-                <w:bCs/>
-              </w:rPr>
-              <w:t>MaxPIDE</w:t>
-            </w:r>
-            <w:proofErr w:type="spellEnd"/>
-            <w:r>
-              <w:rPr>
-                <w:b/>
-                <w:bCs/>
-              </w:rPr>
-              <w:t xml:space="preserve"> sur l’étalonnage</w:t>
+              <w:t>TO DO : différencier fiche MaxPID et MaxPIDE sur l’étalonnage</w:t>
             </w:r>
           </w:p>
         </w:tc>
@@ -440,7 +422,7 @@
       <w:tr>
         <w:tc>
           <w:tcPr>
-            <w:tcW w:w="5384" w:type="dxa"/>
+            <w:tcW w:w="5660" w:type="dxa"/>
           </w:tcPr>
           <w:p>
             <w:pPr>
@@ -493,7 +475,7 @@
         </w:tc>
         <w:tc>
           <w:tcPr>
-            <w:tcW w:w="990" w:type="dxa"/>
+            <w:tcW w:w="998" w:type="dxa"/>
           </w:tcPr>
           <w:p>
             <w:pPr>
@@ -503,7 +485,7 @@
         </w:tc>
         <w:tc>
           <w:tcPr>
-            <w:tcW w:w="2943" w:type="dxa"/>
+            <w:tcW w:w="2659" w:type="dxa"/>
           </w:tcPr>
           <w:p>
             <w:r>
@@ -511,23 +493,333 @@
                 <w:b/>
                 <w:bCs/>
               </w:rPr>
-              <w:t xml:space="preserve">TODO : différencier MaxPID et </w:t>
-            </w:r>
-            <w:proofErr w:type="spellStart"/>
-            <w:r>
-              <w:rPr>
-                <w:b/>
-                <w:bCs/>
-              </w:rPr>
-              <w:t>Maxpid</w:t>
-            </w:r>
-            <w:proofErr w:type="spellEnd"/>
-            <w:r>
-              <w:rPr>
-                <w:b/>
-                <w:bCs/>
-              </w:rPr>
-              <w:t xml:space="preserve"> E sur les capteurs</w:t>
+              <w:t>TODO : différencier MaxPID et Maxpid E sur les capteurs</w:t>
+            </w:r>
+          </w:p>
+        </w:tc>
+        <w:tc>
+          <w:tcPr>
+            <w:tcW w:w="877" w:type="dxa"/>
+          </w:tcPr>
+          <w:p>
+            <w:r>
+              <w:t>Partiel</w:t>
+            </w:r>
+          </w:p>
+        </w:tc>
+      </w:tr>
+      <w:tr>
+        <w:tc>
+          <w:tcPr>
+            <w:tcW w:w="5660" w:type="dxa"/>
+          </w:tcPr>
+          <w:p>
+            <w:pPr>
+              <w:pStyle w:val="Paragraphedeliste"/>
+              <w:numPr>
+                <w:ilvl w:val="0"/>
+                <w:numId w:val="20"/>
+              </w:numPr>
+            </w:pPr>
+            <w:r>
+              <w:t>11_MaxPID_03_ChaineDeSolides</w:t>
+            </w:r>
+          </w:p>
+          <w:p>
+            <w:pPr>
+              <w:pStyle w:val="Paragraphedeliste"/>
+              <w:numPr>
+                <w:ilvl w:val="1"/>
+                <w:numId w:val="20"/>
+              </w:numPr>
+            </w:pPr>
+            <w:r>
+              <w:t>Schéma</w:t>
+            </w:r>
+          </w:p>
+          <w:p>
+            <w:pPr>
+              <w:pStyle w:val="Paragraphedeliste"/>
+              <w:numPr>
+                <w:ilvl w:val="1"/>
+                <w:numId w:val="20"/>
+              </w:numPr>
+            </w:pPr>
+            <w:r>
+              <w:t>Hyperstatisme</w:t>
+            </w:r>
+          </w:p>
+        </w:tc>
+        <w:tc>
+          <w:tcPr>
+            <w:tcW w:w="998" w:type="dxa"/>
+          </w:tcPr>
+          <w:p>
+            <w:pPr>
+              <w:jc w:val="center"/>
+            </w:pPr>
+            <w:r>
+              <w:t>Oui</w:t>
+            </w:r>
+          </w:p>
+        </w:tc>
+        <w:tc>
+          <w:tcPr>
+            <w:tcW w:w="2659" w:type="dxa"/>
+          </w:tcPr>
+          <w:p/>
+        </w:tc>
+        <w:tc>
+          <w:tcPr>
+            <w:tcW w:w="877" w:type="dxa"/>
+          </w:tcPr>
+          <w:p>
+            <w:r>
+              <w:t>Non</w:t>
+            </w:r>
+          </w:p>
+        </w:tc>
+      </w:tr>
+      <w:tr>
+        <w:tc>
+          <w:tcPr>
+            <w:tcW w:w="5660" w:type="dxa"/>
+          </w:tcPr>
+          <w:p>
+            <w:pPr>
+              <w:pStyle w:val="Paragraphedeliste"/>
+              <w:numPr>
+                <w:ilvl w:val="0"/>
+                <w:numId w:val="20"/>
+              </w:numPr>
+            </w:pPr>
+            <w:r>
+              <w:t>11_MaxPID_04</w:t>
+            </w:r>
+            <w:r>
+              <w:t>a</w:t>
+            </w:r>
+            <w:r>
+              <w:t>_ResolutionGéométrique</w:t>
+            </w:r>
+          </w:p>
+          <w:p>
+            <w:pPr>
+              <w:pStyle w:val="Paragraphedeliste"/>
+              <w:numPr>
+                <w:ilvl w:val="1"/>
+                <w:numId w:val="20"/>
+              </w:numPr>
+            </w:pPr>
+            <w:r>
+              <w:t>Etablir la loi directe (angle moteur en fonction de l’angle bras)</w:t>
+            </w:r>
+          </w:p>
+          <w:p>
+            <w:pPr>
+              <w:pStyle w:val="Paragraphedeliste"/>
+              <w:numPr>
+                <w:ilvl w:val="1"/>
+                <w:numId w:val="20"/>
+              </w:numPr>
+            </w:pPr>
+            <w:r>
+              <w:t>Comparaison modèle/réel en géométrique</w:t>
+            </w:r>
+          </w:p>
+        </w:tc>
+        <w:tc>
+          <w:tcPr>
+            <w:tcW w:w="998" w:type="dxa"/>
+          </w:tcPr>
+          <w:p>
+            <w:pPr>
+              <w:jc w:val="center"/>
+            </w:pPr>
+            <w:r>
+              <w:t>OUI</w:t>
+            </w:r>
+          </w:p>
+        </w:tc>
+        <w:tc>
+          <w:tcPr>
+            <w:tcW w:w="2659" w:type="dxa"/>
+          </w:tcPr>
+          <w:p/>
+        </w:tc>
+        <w:tc>
+          <w:tcPr>
+            <w:tcW w:w="877" w:type="dxa"/>
+          </w:tcPr>
+          <w:p>
+            <w:r>
+              <w:t>Oui</w:t>
+            </w:r>
+          </w:p>
+        </w:tc>
+      </w:tr>
+      <w:tr>
+        <w:tc>
+          <w:tcPr>
+            <w:tcW w:w="5660" w:type="dxa"/>
+          </w:tcPr>
+          <w:p>
+            <w:pPr>
+              <w:pStyle w:val="Paragraphedeliste"/>
+              <w:numPr>
+                <w:ilvl w:val="0"/>
+                <w:numId w:val="20"/>
+              </w:numPr>
+            </w:pPr>
+            <w:r>
+              <w:t>11_MaxPID_07_Modelisation_Inertie</w:t>
+            </w:r>
+          </w:p>
+          <w:p>
+            <w:pPr>
+              <w:pStyle w:val="Paragraphedeliste"/>
+              <w:numPr>
+                <w:ilvl w:val="1"/>
+                <w:numId w:val="20"/>
+              </w:numPr>
+            </w:pPr>
+            <w:r>
+              <w:t>Question sur les lois E/S</w:t>
+            </w:r>
+          </w:p>
+          <w:p>
+            <w:pPr>
+              <w:pStyle w:val="Paragraphedeliste"/>
+              <w:numPr>
+                <w:ilvl w:val="1"/>
+                <w:numId w:val="20"/>
+              </w:numPr>
+            </w:pPr>
+            <w:r>
+              <w:t>Proposer des formes de matrice d’inertie (et des valeurs ?</w:t>
+            </w:r>
+          </w:p>
+          <w:p>
+            <w:pPr>
+              <w:pStyle w:val="Paragraphedeliste"/>
+              <w:numPr>
+                <w:ilvl w:val="1"/>
+                <w:numId w:val="20"/>
+              </w:numPr>
+            </w:pPr>
+            <w:r>
+              <w:t>Estimer l’énergie cinétique de chacun des composants et leur part en pourcentage)</w:t>
+            </w:r>
+          </w:p>
+        </w:tc>
+        <w:tc>
+          <w:tcPr>
+            <w:tcW w:w="998" w:type="dxa"/>
+          </w:tcPr>
+          <w:p>
+            <w:pPr>
+              <w:jc w:val="center"/>
+            </w:pPr>
+          </w:p>
+        </w:tc>
+        <w:tc>
+          <w:tcPr>
+            <w:tcW w:w="2659" w:type="dxa"/>
+          </w:tcPr>
+          <w:p>
+            <w:pPr>
+              <w:pStyle w:val="Paragraphedeliste"/>
+              <w:numPr>
+                <w:ilvl w:val="1"/>
+                <w:numId w:val="20"/>
+              </w:numPr>
+              <w:ind w:left="318"/>
+            </w:pPr>
+            <w:r>
+              <w:t>Questions sur les lois ES à modifier. Donner les réponses ?</w:t>
+            </w:r>
+          </w:p>
+          <w:p>
+            <w:pPr>
+              <w:pStyle w:val="Paragraphedeliste"/>
+              <w:numPr>
+                <w:ilvl w:val="1"/>
+                <w:numId w:val="20"/>
+              </w:numPr>
+              <w:ind w:left="318"/>
+            </w:pPr>
+            <w:r>
+              <w:t>Proposer des vitesses ?</w:t>
+            </w:r>
+          </w:p>
+          <w:p>
+            <w:pPr>
+              <w:pStyle w:val="Paragraphedeliste"/>
+              <w:numPr>
+                <w:ilvl w:val="1"/>
+                <w:numId w:val="20"/>
+              </w:numPr>
+              <w:ind w:left="318"/>
+            </w:pPr>
+            <w:r>
+              <w:t>Tracer/Donner l’energie cinétique ? pour un mouvement de trapzeze ?</w:t>
+            </w:r>
+          </w:p>
+        </w:tc>
+        <w:tc>
+          <w:tcPr>
+            <w:tcW w:w="877" w:type="dxa"/>
+          </w:tcPr>
+          <w:p>
+            <w:r>
+              <w:t>Partiel</w:t>
+            </w:r>
+          </w:p>
+        </w:tc>
+      </w:tr>
+      <w:tr>
+        <w:tc>
+          <w:tcPr>
+            <w:tcW w:w="5660" w:type="dxa"/>
+          </w:tcPr>
+          <w:p>
+            <w:pPr>
+              <w:pStyle w:val="Paragraphedeliste"/>
+              <w:numPr>
+                <w:ilvl w:val="0"/>
+                <w:numId w:val="20"/>
+              </w:numPr>
+            </w:pPr>
+            <w:r>
+              <w:t>11_MaxPID_09_Dimensionnemennt_Actionneur_Statique</w:t>
+            </w:r>
+          </w:p>
+        </w:tc>
+        <w:tc>
+          <w:tcPr>
+            <w:tcW w:w="998" w:type="dxa"/>
+          </w:tcPr>
+          <w:p>
+            <w:pPr>
+              <w:jc w:val="center"/>
+            </w:pPr>
+          </w:p>
+        </w:tc>
+        <w:tc>
+          <w:tcPr>
+            <w:tcW w:w="2659" w:type="dxa"/>
+          </w:tcPr>
+          <w:p>
+            <w:pPr>
+              <w:pStyle w:val="Paragraphedeliste"/>
+              <w:numPr>
+                <w:ilvl w:val="1"/>
+                <w:numId w:val="20"/>
+              </w:numPr>
+              <w:ind w:left="318"/>
+            </w:pPr>
+            <w:r>
+              <w:t>BOF… A REVOIR</w:t>
             </w:r>
           </w:p>
         </w:tc>
@@ -541,7 +833,7 @@
       <w:tr>
         <w:tc>
           <w:tcPr>
-            <w:tcW w:w="5384" w:type="dxa"/>
+            <w:tcW w:w="5660" w:type="dxa"/>
           </w:tcPr>
           <w:p>
             <w:pPr>
@@ -552,7 +844,7 @@
               </w:numPr>
             </w:pPr>
             <w:r>
-              <w:t>11_MaxPID_03_ChaineDeSolides</w:t>
+              <w:t>11_MaxPID_09_Dimensionnement_Actionneur</w:t>
             </w:r>
           </w:p>
           <w:p>
@@ -564,7 +856,7 @@
               </w:numPr>
             </w:pPr>
             <w:r>
-              <w:t>Schéma</w:t>
+              <w:t>Proposer un modèle, Bilan de puissance</w:t>
             </w:r>
           </w:p>
           <w:p>
@@ -576,28 +868,139 @@
               </w:numPr>
             </w:pPr>
             <w:r>
-              <w:t>Hyperstatisme</w:t>
+              <w:t>Estimation énergie cinétique</w:t>
+            </w:r>
+          </w:p>
+          <w:p>
+            <w:pPr>
+              <w:pStyle w:val="Paragraphedeliste"/>
+              <w:numPr>
+                <w:ilvl w:val="1"/>
+                <w:numId w:val="20"/>
+              </w:numPr>
+            </w:pPr>
+            <w:r>
+              <w:t>Proposer un modèle de frottement</w:t>
+            </w:r>
+          </w:p>
+          <w:p>
+            <w:pPr>
+              <w:pStyle w:val="Paragraphedeliste"/>
+              <w:numPr>
+                <w:ilvl w:val="1"/>
+                <w:numId w:val="20"/>
+              </w:numPr>
+            </w:pPr>
+            <w:r>
+              <w:t>Estimer la puissance sur un cycle</w:t>
+            </w:r>
+          </w:p>
+          <w:p>
+            <w:pPr>
+              <w:pStyle w:val="Paragraphedeliste"/>
+              <w:numPr>
+                <w:ilvl w:val="1"/>
+                <w:numId w:val="20"/>
+              </w:numPr>
+            </w:pPr>
+            <w:r>
+              <w:t>Comparer</w:t>
+            </w:r>
+          </w:p>
+          <w:p>
+            <w:pPr>
+              <w:pStyle w:val="Paragraphedeliste"/>
+              <w:numPr>
+                <w:ilvl w:val="0"/>
+                <w:numId w:val="20"/>
+              </w:numPr>
+            </w:pPr>
+            <w:r>
+              <w:t>11_MaxPID_09_Dimensionnement_Actionneur</w:t>
+            </w:r>
+            <w:r>
+              <w:t>_02</w:t>
+            </w:r>
+          </w:p>
+          <w:p>
+            <w:pPr>
+              <w:pStyle w:val="Paragraphedeliste"/>
+              <w:numPr>
+                <w:ilvl w:val="0"/>
+                <w:numId w:val="20"/>
+              </w:numPr>
+            </w:pPr>
+            <w:r>
+              <w:t>11_MaxPID_E_09_Dimensionnement_Actionneur</w:t>
             </w:r>
           </w:p>
         </w:tc>
         <w:tc>
           <w:tcPr>
-            <w:tcW w:w="990" w:type="dxa"/>
+            <w:tcW w:w="998" w:type="dxa"/>
           </w:tcPr>
           <w:p>
             <w:pPr>
               <w:jc w:val="center"/>
             </w:pPr>
-            <w:r>
-              <w:t>Oui</w:t>
-            </w:r>
           </w:p>
         </w:tc>
         <w:tc>
           <w:tcPr>
-            <w:tcW w:w="2943" w:type="dxa"/>
+            <w:tcW w:w="2659" w:type="dxa"/>
           </w:tcPr>
-          <w:p/>
+          <w:p>
+            <w:pPr>
+              <w:pStyle w:val="Paragraphedeliste"/>
+              <w:numPr>
+                <w:ilvl w:val="1"/>
+                <w:numId w:val="20"/>
+              </w:numPr>
+              <w:ind w:left="318"/>
+            </w:pPr>
+            <w:r>
+              <w:t>Trop de choses à faire pour un TP</w:t>
+            </w:r>
+          </w:p>
+          <w:p>
+            <w:pPr>
+              <w:pStyle w:val="Paragraphedeliste"/>
+              <w:numPr>
+                <w:ilvl w:val="1"/>
+                <w:numId w:val="20"/>
+              </w:numPr>
+              <w:ind w:left="318"/>
+            </w:pPr>
+            <w:r>
+              <w:t>Il faut donner la partie énergétique (CF 11_Max_07)</w:t>
+            </w:r>
+          </w:p>
+          <w:p>
+            <w:pPr>
+              <w:pStyle w:val="Paragraphedeliste"/>
+              <w:numPr>
+                <w:ilvl w:val="1"/>
+                <w:numId w:val="20"/>
+              </w:numPr>
+              <w:ind w:left="318"/>
+            </w:pPr>
+            <w:r>
+              <w:t>A retravailler</w:t>
+            </w:r>
+          </w:p>
+          <w:p>
+            <w:pPr>
+              <w:pStyle w:val="Paragraphedeliste"/>
+              <w:numPr>
+                <w:ilvl w:val="1"/>
+                <w:numId w:val="20"/>
+              </w:numPr>
+              <w:ind w:left="318"/>
+            </w:pPr>
+            <w:r>
+              <w:t>A fusionner</w:t>
+            </w:r>
+          </w:p>
         </w:tc>
         <w:tc>
           <w:tcPr>
@@ -609,7 +1012,7 @@
       <w:tr>
         <w:tc>
           <w:tcPr>
-            <w:tcW w:w="5384" w:type="dxa"/>
+            <w:tcW w:w="5660" w:type="dxa"/>
           </w:tcPr>
           <w:p>
             <w:pPr>
@@ -620,278 +1023,23 @@
               </w:numPr>
             </w:pPr>
             <w:r>
-              <w:t>11_MaxPID_04</w:t>
-            </w:r>
-            <w:r>
-              <w:t>a</w:t>
-            </w:r>
-            <w:r>
-              <w:t>_ResolutionGéométrique</w:t>
-            </w:r>
-          </w:p>
-          <w:p>
-            <w:pPr>
-              <w:pStyle w:val="Paragraphedeliste"/>
-              <w:numPr>
-                <w:ilvl w:val="1"/>
-                <w:numId w:val="20"/>
-              </w:numPr>
-            </w:pPr>
-            <w:r>
-              <w:t>Etablir la loi directe (angle moteur en fonction de l’angle bras)</w:t>
-            </w:r>
-          </w:p>
-          <w:p>
-            <w:pPr>
-              <w:pStyle w:val="Paragraphedeliste"/>
-              <w:numPr>
-                <w:ilvl w:val="1"/>
-                <w:numId w:val="20"/>
-              </w:numPr>
-            </w:pPr>
-            <w:r>
-              <w:t>Comparaison modèle/réel en géométrique</w:t>
+              <w:t>RIEN EN ASSERVISSEMENTS !!!!!</w:t>
             </w:r>
           </w:p>
         </w:tc>
         <w:tc>
           <w:tcPr>
-            <w:tcW w:w="990" w:type="dxa"/>
+            <w:tcW w:w="998" w:type="dxa"/>
           </w:tcPr>
           <w:p>
             <w:pPr>
               <w:jc w:val="center"/>
             </w:pPr>
-            <w:r>
-              <w:t>OUI</w:t>
-            </w:r>
           </w:p>
         </w:tc>
         <w:tc>
           <w:tcPr>
-            <w:tcW w:w="2943" w:type="dxa"/>
-          </w:tcPr>
-          <w:p/>
-        </w:tc>
-        <w:tc>
-          <w:tcPr>
-            <w:tcW w:w="877" w:type="dxa"/>
-          </w:tcPr>
-          <w:p/>
-        </w:tc>
-      </w:tr>
-      <w:tr>
-        <w:tc>
-          <w:tcPr>
-            <w:tcW w:w="5384" w:type="dxa"/>
-          </w:tcPr>
-          <w:p>
-            <w:pPr>
-              <w:pStyle w:val="Paragraphedeliste"/>
-              <w:numPr>
-                <w:ilvl w:val="0"/>
-                <w:numId w:val="20"/>
-              </w:numPr>
-            </w:pPr>
-            <w:r>
-              <w:t>11_MaxPID_07_Modelisation_Inertie</w:t>
-            </w:r>
-          </w:p>
-          <w:p>
-            <w:pPr>
-              <w:pStyle w:val="Paragraphedeliste"/>
-              <w:numPr>
-                <w:ilvl w:val="1"/>
-                <w:numId w:val="20"/>
-              </w:numPr>
-            </w:pPr>
-            <w:r>
-              <w:t>Question sur les lois E/S</w:t>
-            </w:r>
-          </w:p>
-          <w:p>
-            <w:pPr>
-              <w:pStyle w:val="Paragraphedeliste"/>
-              <w:numPr>
-                <w:ilvl w:val="1"/>
-                <w:numId w:val="20"/>
-              </w:numPr>
-            </w:pPr>
-            <w:r>
-              <w:t>Proposer des formes de matrice d’inertie (et des valeurs ?</w:t>
-            </w:r>
-          </w:p>
-          <w:p>
-            <w:pPr>
-              <w:pStyle w:val="Paragraphedeliste"/>
-              <w:numPr>
-                <w:ilvl w:val="1"/>
-                <w:numId w:val="20"/>
-              </w:numPr>
-            </w:pPr>
-            <w:r>
-              <w:t>Estimer l’énergie cinétique de chacun des composants et leur part en pourcentage)</w:t>
-            </w:r>
-          </w:p>
-        </w:tc>
-        <w:tc>
-          <w:tcPr>
-            <w:tcW w:w="990" w:type="dxa"/>
-          </w:tcPr>
-          <w:p>
-            <w:pPr>
-              <w:jc w:val="center"/>
-            </w:pPr>
-          </w:p>
-        </w:tc>
-        <w:tc>
-          <w:tcPr>
-            <w:tcW w:w="2943" w:type="dxa"/>
-          </w:tcPr>
-          <w:p>
-            <w:pPr>
-              <w:pStyle w:val="Paragraphedeliste"/>
-              <w:numPr>
-                <w:ilvl w:val="1"/>
-                <w:numId w:val="20"/>
-              </w:numPr>
-              <w:ind w:left="318"/>
-            </w:pPr>
-            <w:r>
-              <w:t>Questions sur les lois ES à modifier. Donner les réponses ?</w:t>
-            </w:r>
-          </w:p>
-          <w:p>
-            <w:pPr>
-              <w:pStyle w:val="Paragraphedeliste"/>
-              <w:numPr>
-                <w:ilvl w:val="1"/>
-                <w:numId w:val="20"/>
-              </w:numPr>
-              <w:ind w:left="318"/>
-            </w:pPr>
-            <w:r>
-              <w:t>Proposer des vitesses ?</w:t>
-            </w:r>
-          </w:p>
-          <w:p>
-            <w:pPr>
-              <w:pStyle w:val="Paragraphedeliste"/>
-              <w:numPr>
-                <w:ilvl w:val="1"/>
-                <w:numId w:val="20"/>
-              </w:numPr>
-              <w:ind w:left="318"/>
-            </w:pPr>
-            <w:r>
-              <w:t>Tracer/Donner l</w:t>
-            </w:r>
-            <w:proofErr w:type="spellStart"/>
-            <w:r>
-              <w:t>’energie</w:t>
-            </w:r>
-            <w:proofErr w:type="spellEnd"/>
-            <w:r>
-              <w:t xml:space="preserve"> cinétique ? pour un mouvement de </w:t>
-            </w:r>
-            <w:proofErr w:type="spellStart"/>
-            <w:r>
-              <w:t>trapzeze</w:t>
-            </w:r>
-            <w:proofErr w:type="spellEnd"/>
-            <w:r>
-              <w:t> ?</w:t>
-            </w:r>
-          </w:p>
-        </w:tc>
-        <w:tc>
-          <w:tcPr>
-            <w:tcW w:w="877" w:type="dxa"/>
-          </w:tcPr>
-          <w:p/>
-        </w:tc>
-      </w:tr>
-      <w:tr>
-        <w:tc>
-          <w:tcPr>
-            <w:tcW w:w="5384" w:type="dxa"/>
-          </w:tcPr>
-          <w:p>
-            <w:pPr>
-              <w:pStyle w:val="Paragraphedeliste"/>
-              <w:numPr>
-                <w:ilvl w:val="0"/>
-                <w:numId w:val="20"/>
-              </w:numPr>
-            </w:pPr>
-            <w:r>
-              <w:t>11_MaxPID_09_Dimensionnemennt_Actionneur</w:t>
-            </w:r>
-          </w:p>
-        </w:tc>
-        <w:tc>
-          <w:tcPr>
-            <w:tcW w:w="990" w:type="dxa"/>
-          </w:tcPr>
-          <w:p>
-            <w:pPr>
-              <w:jc w:val="center"/>
-            </w:pPr>
-          </w:p>
-        </w:tc>
-        <w:tc>
-          <w:tcPr>
-            <w:tcW w:w="2943" w:type="dxa"/>
-          </w:tcPr>
-          <w:p>
-            <w:pPr>
-              <w:pStyle w:val="Paragraphedeliste"/>
-              <w:numPr>
-                <w:ilvl w:val="1"/>
-                <w:numId w:val="20"/>
-              </w:numPr>
-              <w:ind w:left="318"/>
-            </w:pPr>
-            <w:r>
-              <w:t>BOF… A REVOIR</w:t>
-            </w:r>
-          </w:p>
-        </w:tc>
-        <w:tc>
-          <w:tcPr>
-            <w:tcW w:w="877" w:type="dxa"/>
-          </w:tcPr>
-          <w:p/>
-        </w:tc>
-      </w:tr>
-      <w:tr>
-        <w:tc>
-          <w:tcPr>
-            <w:tcW w:w="5384" w:type="dxa"/>
-          </w:tcPr>
-          <w:p>
-            <w:pPr>
-              <w:pStyle w:val="Paragraphedeliste"/>
-              <w:numPr>
-                <w:ilvl w:val="0"/>
-                <w:numId w:val="20"/>
-              </w:numPr>
-            </w:pPr>
-          </w:p>
-        </w:tc>
-        <w:tc>
-          <w:tcPr>
-            <w:tcW w:w="990" w:type="dxa"/>
-          </w:tcPr>
-          <w:p>
-            <w:pPr>
-              <w:jc w:val="center"/>
-            </w:pPr>
-          </w:p>
-        </w:tc>
-        <w:tc>
-          <w:tcPr>
-            <w:tcW w:w="2943" w:type="dxa"/>
+            <w:tcW w:w="2659" w:type="dxa"/>
           </w:tcPr>
           <w:p>
             <w:pPr>
@@ -914,12 +1062,10 @@
     </w:tbl>
     <w:p/>
     <w:sectPr>
-      <w:headerReference w:type="even" r:id="rId10"/>
-      <w:headerReference w:type="default" r:id="rId11"/>
-      <w:footerReference w:type="even" r:id="rId12"/>
-      <w:footerReference w:type="default" r:id="rId13"/>
-      <w:headerReference w:type="first" r:id="rId14"/>
-      <w:footerReference w:type="first" r:id="rId15"/>
+      <w:headerReference w:type="default" r:id="rId10"/>
+      <w:footerReference w:type="default" r:id="rId11"/>
+      <w:headerReference w:type="first" r:id="rId12"/>
+      <w:footerReference w:type="first" r:id="rId13"/>
       <w:type w:val="continuous"/>
       <w:pgSz w:w="11906" w:h="16838"/>
       <w:pgMar w:top="1276" w:right="851" w:bottom="992" w:left="851" w:header="709" w:footer="266" w:gutter="0"/>
@@ -957,16 +1103,6 @@
 </file>
 
 <file path=word/footer1.xml><?xml version="1.0" encoding="utf-8"?>
-<w:ftr xmlns:wpc="http://schemas.microsoft.com/office/word/2010/wordprocessingCanvas" xmlns:cx="http://schemas.microsoft.com/office/drawing/2014/chartex" xmlns:cx1="http://schemas.microsoft.com/office/drawing/2015/9/8/chartex" xmlns:cx2="http://schemas.microsoft.com/office/drawing/2015/10/21/chartex" xmlns:cx3="http://schemas.microsoft.com/office/drawing/2016/5/9/chartex" xmlns:cx4="http://schemas.microsoft.com/office/drawing/2016/5/10/chartex" xmlns:cx5="http://schemas.microsoft.com/office/drawing/2016/5/11/chartex" xmlns:cx6="http://schemas.microsoft.com/office/drawing/2016/5/12/chartex" xmlns:cx7="http://schemas.microsoft.com/office/drawing/2016/5/13/chartex" xmlns:cx8="http://schemas.microsoft.com/office/drawing/2016/5/14/chartex" xmlns:mc="http://schemas.openxmlformats.org/markup-compatibility/2006" xmlns:aink="http://schemas.microsoft.com/office/drawing/2016/ink" xmlns:am3d="http://schemas.microsoft.com/office/drawing/2017/model3d" xmlns:o="urn:schemas-microsoft-com:office:office" xmlns:oel="http://schemas.microsoft.com/office/2019/extlst" xmlns:r="http://schemas.openxmlformats.org/officeDocument/2006/relationships" xmlns:m="http://schemas.openxmlformats.org/officeDocument/2006/math" xmlns:v="urn:schemas-microsoft-com:vml" xmlns:wp14="http://schemas.microsoft.com/office/word/2010/wordprocessingDrawing" xmlns:wp="http://schemas.openxmlformats.org/drawingml/2006/wordprocessingDrawing" xmlns:w10="urn:schemas-microsoft-com:office:word" xmlns:w="http://schemas.openxmlformats.org/wordprocessingml/2006/main" xmlns:w14="http://schemas.microsoft.com/office/word/2010/wordml" xmlns:w15="http://schemas.microsoft.com/office/word/2012/wordml" xmlns:w16cex="http://schemas.microsoft.com/office/word/2018/wordml/cex" xmlns:w16cid="http://schemas.microsoft.com/office/word/2016/wordml/cid" xmlns:w16="http://schemas.microsoft.com/office/word/2018/wordml" xmlns:w16du="http://schemas.microsoft.com/office/word/2023/wordml/word16du" xmlns:w16sdtdh="http://schemas.microsoft.com/office/word/2020/wordml/sdtdatahash" xmlns:w16sdtfl="http://schemas.microsoft.com/office/word/2024/wordml/sdtformatlock" xmlns:w16se="http://schemas.microsoft.com/office/word/2015/wordml/symex" xmlns:wpg="http://schemas.microsoft.com/office/word/2010/wordprocessingGroup" xmlns:wpi="http://schemas.microsoft.com/office/word/2010/wordprocessingInk" xmlns:wne="http://schemas.microsoft.com/office/word/2006/wordml" xmlns:wps="http://schemas.microsoft.com/office/word/2010/wordprocessingShape" mc:Ignorable="w14 w15 w16se w16cid w16 w16cex w16sdtdh w16sdtfl w16du wp14">
-  <w:p>
-    <w:pPr>
-      <w:pStyle w:val="Pieddepage"/>
-    </w:pPr>
-  </w:p>
-</w:ftr>
-</file>
-
-<file path=word/footer2.xml><?xml version="1.0" encoding="utf-8"?>
 <w:ftr xmlns:wpc="http://schemas.microsoft.com/office/word/2010/wordprocessingCanvas" xmlns:cx="http://schemas.microsoft.com/office/drawing/2014/chartex" xmlns:cx1="http://schemas.microsoft.com/office/drawing/2015/9/8/chartex" xmlns:cx2="http://schemas.microsoft.com/office/drawing/2015/10/21/chartex" xmlns:cx3="http://schemas.microsoft.com/office/drawing/2016/5/9/chartex" xmlns:cx4="http://schemas.microsoft.com/office/drawing/2016/5/10/chartex" xmlns:cx5="http://schemas.microsoft.com/office/drawing/2016/5/11/chartex" xmlns:cx6="http://schemas.microsoft.com/office/drawing/2016/5/12/chartex" xmlns:cx7="http://schemas.microsoft.com/office/drawing/2016/5/13/chartex" xmlns:cx8="http://schemas.microsoft.com/office/drawing/2016/5/14/chartex" xmlns:mc="http://schemas.openxmlformats.org/markup-compatibility/2006" xmlns:aink="http://schemas.microsoft.com/office/drawing/2016/ink" xmlns:am3d="http://schemas.microsoft.com/office/drawing/2017/model3d" xmlns:o="urn:schemas-microsoft-com:office:office" xmlns:oel="http://schemas.microsoft.com/office/2019/extlst" xmlns:r="http://schemas.openxmlformats.org/officeDocument/2006/relationships" xmlns:m="http://schemas.openxmlformats.org/officeDocument/2006/math" xmlns:v="urn:schemas-microsoft-com:vml" xmlns:wp14="http://schemas.microsoft.com/office/word/2010/wordprocessingDrawing" xmlns:wp="http://schemas.openxmlformats.org/drawingml/2006/wordprocessingDrawing" xmlns:w10="urn:schemas-microsoft-com:office:word" xmlns:w="http://schemas.openxmlformats.org/wordprocessingml/2006/main" xmlns:w14="http://schemas.microsoft.com/office/word/2010/wordml" xmlns:w15="http://schemas.microsoft.com/office/word/2012/wordml" xmlns:w16cex="http://schemas.microsoft.com/office/word/2018/wordml/cex" xmlns:w16cid="http://schemas.microsoft.com/office/word/2016/wordml/cid" xmlns:w16="http://schemas.microsoft.com/office/word/2018/wordml" xmlns:w16du="http://schemas.microsoft.com/office/word/2023/wordml/word16du" xmlns:w16sdtdh="http://schemas.microsoft.com/office/word/2020/wordml/sdtdatahash" xmlns:w16sdtfl="http://schemas.microsoft.com/office/word/2024/wordml/sdtformatlock" xmlns:w16se="http://schemas.microsoft.com/office/word/2015/wordml/symex" xmlns:wpg="http://schemas.microsoft.com/office/word/2010/wordprocessingGroup" xmlns:wpi="http://schemas.microsoft.com/office/word/2010/wordprocessingInk" xmlns:wne="http://schemas.microsoft.com/office/word/2006/wordml" xmlns:wps="http://schemas.microsoft.com/office/word/2010/wordprocessingShape" mc:Ignorable="w14 w15 w16se w16cid w16 w16cex w16sdtdh w16sdtfl w16du wp14">
   <w:tbl>
     <w:tblPr>
@@ -1107,7 +1243,7 @@
 </w:ftr>
 </file>
 
-<file path=word/footer3.xml><?xml version="1.0" encoding="utf-8"?>
+<file path=word/footer2.xml><?xml version="1.0" encoding="utf-8"?>
 <w:ftr xmlns:wpc="http://schemas.microsoft.com/office/word/2010/wordprocessingCanvas" xmlns:cx="http://schemas.microsoft.com/office/drawing/2014/chartex" xmlns:cx1="http://schemas.microsoft.com/office/drawing/2015/9/8/chartex" xmlns:cx2="http://schemas.microsoft.com/office/drawing/2015/10/21/chartex" xmlns:cx3="http://schemas.microsoft.com/office/drawing/2016/5/9/chartex" xmlns:cx4="http://schemas.microsoft.com/office/drawing/2016/5/10/chartex" xmlns:cx5="http://schemas.microsoft.com/office/drawing/2016/5/11/chartex" xmlns:cx6="http://schemas.microsoft.com/office/drawing/2016/5/12/chartex" xmlns:cx7="http://schemas.microsoft.com/office/drawing/2016/5/13/chartex" xmlns:cx8="http://schemas.microsoft.com/office/drawing/2016/5/14/chartex" xmlns:mc="http://schemas.openxmlformats.org/markup-compatibility/2006" xmlns:aink="http://schemas.microsoft.com/office/drawing/2016/ink" xmlns:am3d="http://schemas.microsoft.com/office/drawing/2017/model3d" xmlns:o="urn:schemas-microsoft-com:office:office" xmlns:oel="http://schemas.microsoft.com/office/2019/extlst" xmlns:r="http://schemas.openxmlformats.org/officeDocument/2006/relationships" xmlns:m="http://schemas.openxmlformats.org/officeDocument/2006/math" xmlns:v="urn:schemas-microsoft-com:vml" xmlns:wp14="http://schemas.microsoft.com/office/word/2010/wordprocessingDrawing" xmlns:wp="http://schemas.openxmlformats.org/drawingml/2006/wordprocessingDrawing" xmlns:w10="urn:schemas-microsoft-com:office:word" xmlns:w="http://schemas.openxmlformats.org/wordprocessingml/2006/main" xmlns:w14="http://schemas.microsoft.com/office/word/2010/wordml" xmlns:w15="http://schemas.microsoft.com/office/word/2012/wordml" xmlns:w16cex="http://schemas.microsoft.com/office/word/2018/wordml/cex" xmlns:w16cid="http://schemas.microsoft.com/office/word/2016/wordml/cid" xmlns:w16="http://schemas.microsoft.com/office/word/2018/wordml" xmlns:w16du="http://schemas.microsoft.com/office/word/2023/wordml/word16du" xmlns:w16sdtdh="http://schemas.microsoft.com/office/word/2020/wordml/sdtdatahash" xmlns:w16sdtfl="http://schemas.microsoft.com/office/word/2024/wordml/sdtformatlock" xmlns:w16se="http://schemas.microsoft.com/office/word/2015/wordml/symex" xmlns:wpg="http://schemas.microsoft.com/office/word/2010/wordprocessingGroup" xmlns:wpi="http://schemas.microsoft.com/office/word/2010/wordprocessingInk" xmlns:wne="http://schemas.microsoft.com/office/word/2006/wordml" xmlns:wps="http://schemas.microsoft.com/office/word/2010/wordprocessingShape" mc:Ignorable="w14 w15 w16se w16cid w16 w16cex w16sdtdh w16sdtfl w16du wp14">
   <w:tbl>
     <w:tblPr>
@@ -1217,24 +1353,7 @@
               <w:i/>
               <w:sz w:val="18"/>
             </w:rPr>
-            <w:t>MaxPID</w:t>
-          </w:r>
-        </w:p>
-        <w:p>
-          <w:pPr>
-            <w:pStyle w:val="Pieddepage"/>
-            <w:jc w:val="right"/>
-            <w:rPr>
-              <w:i/>
-              <w:sz w:val="18"/>
-            </w:rPr>
-          </w:pPr>
-          <w:r>
-            <w:rPr>
-              <w:i/>
-              <w:sz w:val="18"/>
-            </w:rPr>
-            <w:t>Résolution Cinématique</w:t>
+            <w:t>Liste de TPs</w:t>
           </w:r>
         </w:p>
       </w:tc>
@@ -1274,16 +1393,6 @@
 </file>
 
 <file path=word/header1.xml><?xml version="1.0" encoding="utf-8"?>
-<w:hdr xmlns:wpc="http://schemas.microsoft.com/office/word/2010/wordprocessingCanvas" xmlns:cx="http://schemas.microsoft.com/office/drawing/2014/chartex" xmlns:cx1="http://schemas.microsoft.com/office/drawing/2015/9/8/chartex" xmlns:cx2="http://schemas.microsoft.com/office/drawing/2015/10/21/chartex" xmlns:cx3="http://schemas.microsoft.com/office/drawing/2016/5/9/chartex" xmlns:cx4="http://schemas.microsoft.com/office/drawing/2016/5/10/chartex" xmlns:cx5="http://schemas.microsoft.com/office/drawing/2016/5/11/chartex" xmlns:cx6="http://schemas.microsoft.com/office/drawing/2016/5/12/chartex" xmlns:cx7="http://schemas.microsoft.com/office/drawing/2016/5/13/chartex" xmlns:cx8="http://schemas.microsoft.com/office/drawing/2016/5/14/chartex" xmlns:mc="http://schemas.openxmlformats.org/markup-compatibility/2006" xmlns:aink="http://schemas.microsoft.com/office/drawing/2016/ink" xmlns:am3d="http://schemas.microsoft.com/office/drawing/2017/model3d" xmlns:o="urn:schemas-microsoft-com:office:office" xmlns:oel="http://schemas.microsoft.com/office/2019/extlst" xmlns:r="http://schemas.openxmlformats.org/officeDocument/2006/relationships" xmlns:m="http://schemas.openxmlformats.org/officeDocument/2006/math" xmlns:v="urn:schemas-microsoft-com:vml" xmlns:wp14="http://schemas.microsoft.com/office/word/2010/wordprocessingDrawing" xmlns:wp="http://schemas.openxmlformats.org/drawingml/2006/wordprocessingDrawing" xmlns:w10="urn:schemas-microsoft-com:office:word" xmlns:w="http://schemas.openxmlformats.org/wordprocessingml/2006/main" xmlns:w14="http://schemas.microsoft.com/office/word/2010/wordml" xmlns:w15="http://schemas.microsoft.com/office/word/2012/wordml" xmlns:w16cex="http://schemas.microsoft.com/office/word/2018/wordml/cex" xmlns:w16cid="http://schemas.microsoft.com/office/word/2016/wordml/cid" xmlns:w16="http://schemas.microsoft.com/office/word/2018/wordml" xmlns:w16du="http://schemas.microsoft.com/office/word/2023/wordml/word16du" xmlns:w16sdtdh="http://schemas.microsoft.com/office/word/2020/wordml/sdtdatahash" xmlns:w16sdtfl="http://schemas.microsoft.com/office/word/2024/wordml/sdtformatlock" xmlns:w16se="http://schemas.microsoft.com/office/word/2015/wordml/symex" xmlns:wpg="http://schemas.microsoft.com/office/word/2010/wordprocessingGroup" xmlns:wpi="http://schemas.microsoft.com/office/word/2010/wordprocessingInk" xmlns:wne="http://schemas.microsoft.com/office/word/2006/wordml" xmlns:wps="http://schemas.microsoft.com/office/word/2010/wordprocessingShape" mc:Ignorable="w14 w15 w16se w16cid w16 w16cex w16sdtdh w16sdtfl w16du wp14">
-  <w:p>
-    <w:pPr>
-      <w:pStyle w:val="En-tte"/>
-    </w:pPr>
-  </w:p>
-</w:hdr>
-</file>
-
-<file path=word/header2.xml><?xml version="1.0" encoding="utf-8"?>
 <w:hdr xmlns:wpc="http://schemas.microsoft.com/office/word/2010/wordprocessingCanvas" xmlns:cx="http://schemas.microsoft.com/office/drawing/2014/chartex" xmlns:cx1="http://schemas.microsoft.com/office/drawing/2015/9/8/chartex" xmlns:cx2="http://schemas.microsoft.com/office/drawing/2015/10/21/chartex" xmlns:cx3="http://schemas.microsoft.com/office/drawing/2016/5/9/chartex" xmlns:cx4="http://schemas.microsoft.com/office/drawing/2016/5/10/chartex" xmlns:cx5="http://schemas.microsoft.com/office/drawing/2016/5/11/chartex" xmlns:cx6="http://schemas.microsoft.com/office/drawing/2016/5/12/chartex" xmlns:cx7="http://schemas.microsoft.com/office/drawing/2016/5/13/chartex" xmlns:cx8="http://schemas.microsoft.com/office/drawing/2016/5/14/chartex" xmlns:mc="http://schemas.openxmlformats.org/markup-compatibility/2006" xmlns:aink="http://schemas.microsoft.com/office/drawing/2016/ink" xmlns:am3d="http://schemas.microsoft.com/office/drawing/2017/model3d" xmlns:o="urn:schemas-microsoft-com:office:office" xmlns:oel="http://schemas.microsoft.com/office/2019/extlst" xmlns:r="http://schemas.openxmlformats.org/officeDocument/2006/relationships" xmlns:m="http://schemas.openxmlformats.org/officeDocument/2006/math" xmlns:v="urn:schemas-microsoft-com:vml" xmlns:wp14="http://schemas.microsoft.com/office/word/2010/wordprocessingDrawing" xmlns:wp="http://schemas.openxmlformats.org/drawingml/2006/wordprocessingDrawing" xmlns:w10="urn:schemas-microsoft-com:office:word" xmlns:w="http://schemas.openxmlformats.org/wordprocessingml/2006/main" xmlns:w14="http://schemas.microsoft.com/office/word/2010/wordml" xmlns:w15="http://schemas.microsoft.com/office/word/2012/wordml" xmlns:w16cex="http://schemas.microsoft.com/office/word/2018/wordml/cex" xmlns:w16cid="http://schemas.microsoft.com/office/word/2016/wordml/cid" xmlns:w16="http://schemas.microsoft.com/office/word/2018/wordml" xmlns:w16du="http://schemas.microsoft.com/office/word/2023/wordml/word16du" xmlns:w16sdtdh="http://schemas.microsoft.com/office/word/2020/wordml/sdtdatahash" xmlns:w16sdtfl="http://schemas.microsoft.com/office/word/2024/wordml/sdtformatlock" xmlns:w16se="http://schemas.microsoft.com/office/word/2015/wordml/symex" xmlns:wpg="http://schemas.microsoft.com/office/word/2010/wordprocessingGroup" xmlns:wpi="http://schemas.microsoft.com/office/word/2010/wordprocessingInk" xmlns:wne="http://schemas.microsoft.com/office/word/2006/wordml" xmlns:wps="http://schemas.microsoft.com/office/word/2010/wordprocessingShape" mc:Ignorable="w14 w15 w16se w16cid w16 w16cex w16sdtdh w16sdtfl w16du wp14">
   <w:tbl>
     <w:tblPr>
@@ -1472,7 +1581,7 @@
 </w:hdr>
 </file>
 
-<file path=word/header3.xml><?xml version="1.0" encoding="utf-8"?>
+<file path=word/header2.xml><?xml version="1.0" encoding="utf-8"?>
 <w:hdr xmlns:wpc="http://schemas.microsoft.com/office/word/2010/wordprocessingCanvas" xmlns:cx="http://schemas.microsoft.com/office/drawing/2014/chartex" xmlns:cx1="http://schemas.microsoft.com/office/drawing/2015/9/8/chartex" xmlns:cx2="http://schemas.microsoft.com/office/drawing/2015/10/21/chartex" xmlns:cx3="http://schemas.microsoft.com/office/drawing/2016/5/9/chartex" xmlns:cx4="http://schemas.microsoft.com/office/drawing/2016/5/10/chartex" xmlns:cx5="http://schemas.microsoft.com/office/drawing/2016/5/11/chartex" xmlns:cx6="http://schemas.microsoft.com/office/drawing/2016/5/12/chartex" xmlns:cx7="http://schemas.microsoft.com/office/drawing/2016/5/13/chartex" xmlns:cx8="http://schemas.microsoft.com/office/drawing/2016/5/14/chartex" xmlns:mc="http://schemas.openxmlformats.org/markup-compatibility/2006" xmlns:aink="http://schemas.microsoft.com/office/drawing/2016/ink" xmlns:am3d="http://schemas.microsoft.com/office/drawing/2017/model3d" xmlns:o="urn:schemas-microsoft-com:office:office" xmlns:oel="http://schemas.microsoft.com/office/2019/extlst" xmlns:r="http://schemas.openxmlformats.org/officeDocument/2006/relationships" xmlns:m="http://schemas.openxmlformats.org/officeDocument/2006/math" xmlns:v="urn:schemas-microsoft-com:vml" xmlns:wp14="http://schemas.microsoft.com/office/word/2010/wordprocessingDrawing" xmlns:wp="http://schemas.openxmlformats.org/drawingml/2006/wordprocessingDrawing" xmlns:w10="urn:schemas-microsoft-com:office:word" xmlns:w="http://schemas.openxmlformats.org/wordprocessingml/2006/main" xmlns:w14="http://schemas.microsoft.com/office/word/2010/wordml" xmlns:w15="http://schemas.microsoft.com/office/word/2012/wordml" xmlns:w16cex="http://schemas.microsoft.com/office/word/2018/wordml/cex" xmlns:w16cid="http://schemas.microsoft.com/office/word/2016/wordml/cid" xmlns:w16="http://schemas.microsoft.com/office/word/2018/wordml" xmlns:w16du="http://schemas.microsoft.com/office/word/2023/wordml/word16du" xmlns:w16sdtdh="http://schemas.microsoft.com/office/word/2020/wordml/sdtdatahash" xmlns:w16sdtfl="http://schemas.microsoft.com/office/word/2024/wordml/sdtformatlock" xmlns:w16se="http://schemas.microsoft.com/office/word/2015/wordml/symex" xmlns:wpg="http://schemas.microsoft.com/office/word/2010/wordprocessingGroup" xmlns:wpi="http://schemas.microsoft.com/office/word/2010/wordprocessingInk" xmlns:wne="http://schemas.microsoft.com/office/word/2006/wordml" xmlns:wps="http://schemas.microsoft.com/office/word/2010/wordprocessingShape" mc:Ignorable="w14 w15 w16se w16cid w16 w16cex w16sdtdh w16sdtfl w16du wp14">
   <w:tbl>
     <w:tblPr>

--- a/Liste_TPs.docx
+++ b/Liste_TPs.docx
@@ -113,8 +113,8 @@
       </w:tblPr>
       <w:tblGrid>
         <w:gridCol w:w="5660"/>
-        <w:gridCol w:w="998"/>
-        <w:gridCol w:w="2659"/>
+        <w:gridCol w:w="896"/>
+        <w:gridCol w:w="2761"/>
         <w:gridCol w:w="877"/>
       </w:tblGrid>
       <w:tr>
@@ -124,6 +124,7 @@
           </w:tcPr>
           <w:p>
             <w:pPr>
+              <w:jc w:val="center"/>
               <w:rPr>
                 <w:b/>
                 <w:bCs/>
@@ -144,7 +145,7 @@
         </w:tc>
         <w:tc>
           <w:tcPr>
-            <w:tcW w:w="998" w:type="dxa"/>
+            <w:tcW w:w="896" w:type="dxa"/>
           </w:tcPr>
           <w:p>
             <w:pPr>
@@ -169,10 +170,11 @@
         </w:tc>
         <w:tc>
           <w:tcPr>
-            <w:tcW w:w="2659" w:type="dxa"/>
+            <w:tcW w:w="2761" w:type="dxa"/>
           </w:tcPr>
           <w:p>
             <w:pPr>
+              <w:jc w:val="center"/>
               <w:rPr>
                 <w:b/>
                 <w:bCs/>
@@ -197,6 +199,7 @@
           </w:tcPr>
           <w:p>
             <w:pPr>
+              <w:jc w:val="center"/>
               <w:rPr>
                 <w:b/>
                 <w:bCs/>
@@ -269,19 +272,11 @@
               <w:t>Vérification de 2 exigences</w:t>
             </w:r>
           </w:p>
-          <w:p>
-            <w:pPr>
-              <w:pStyle w:val="Paragraphedeliste"/>
-              <w:numPr>
-                <w:ilvl w:val="1"/>
-                <w:numId w:val="20"/>
-              </w:numPr>
-            </w:pPr>
-          </w:p>
         </w:tc>
         <w:tc>
           <w:tcPr>
-            <w:tcW w:w="998" w:type="dxa"/>
+            <w:tcW w:w="896" w:type="dxa"/>
+            <w:vAlign w:val="center"/>
           </w:tcPr>
           <w:p>
             <w:pPr>
@@ -294,15 +289,20 @@
         </w:tc>
         <w:tc>
           <w:tcPr>
-            <w:tcW w:w="2659" w:type="dxa"/>
+            <w:tcW w:w="2761" w:type="dxa"/>
+            <w:vAlign w:val="center"/>
           </w:tcPr>
           <w:p/>
         </w:tc>
         <w:tc>
           <w:tcPr>
             <w:tcW w:w="877" w:type="dxa"/>
+            <w:vAlign w:val="center"/>
           </w:tcPr>
           <w:p>
+            <w:pPr>
+              <w:jc w:val="center"/>
+            </w:pPr>
             <w:r>
               <w:t>Non</w:t>
             </w:r>
@@ -377,7 +377,8 @@
         </w:tc>
         <w:tc>
           <w:tcPr>
-            <w:tcW w:w="998" w:type="dxa"/>
+            <w:tcW w:w="896" w:type="dxa"/>
+            <w:vAlign w:val="center"/>
           </w:tcPr>
           <w:p>
             <w:pPr>
@@ -390,7 +391,8 @@
         </w:tc>
         <w:tc>
           <w:tcPr>
-            <w:tcW w:w="2659" w:type="dxa"/>
+            <w:tcW w:w="2761" w:type="dxa"/>
+            <w:vAlign w:val="center"/>
           </w:tcPr>
           <w:p>
             <w:pPr>
@@ -411,8 +413,12 @@
         <w:tc>
           <w:tcPr>
             <w:tcW w:w="877" w:type="dxa"/>
+            <w:vAlign w:val="center"/>
           </w:tcPr>
           <w:p>
+            <w:pPr>
+              <w:jc w:val="center"/>
+            </w:pPr>
             <w:r>
               <w:t>Non</w:t>
             </w:r>
@@ -475,7 +481,8 @@
         </w:tc>
         <w:tc>
           <w:tcPr>
-            <w:tcW w:w="998" w:type="dxa"/>
+            <w:tcW w:w="896" w:type="dxa"/>
+            <w:vAlign w:val="center"/>
           </w:tcPr>
           <w:p>
             <w:pPr>
@@ -485,7 +492,8 @@
         </w:tc>
         <w:tc>
           <w:tcPr>
-            <w:tcW w:w="2659" w:type="dxa"/>
+            <w:tcW w:w="2761" w:type="dxa"/>
+            <w:vAlign w:val="center"/>
           </w:tcPr>
           <w:p>
             <w:r>
@@ -500,8 +508,12 @@
         <w:tc>
           <w:tcPr>
             <w:tcW w:w="877" w:type="dxa"/>
+            <w:vAlign w:val="center"/>
           </w:tcPr>
           <w:p>
+            <w:pPr>
+              <w:jc w:val="center"/>
+            </w:pPr>
             <w:r>
               <w:t>Partiel</w:t>
             </w:r>
@@ -552,7 +564,8 @@
         </w:tc>
         <w:tc>
           <w:tcPr>
-            <w:tcW w:w="998" w:type="dxa"/>
+            <w:tcW w:w="896" w:type="dxa"/>
+            <w:vAlign w:val="center"/>
           </w:tcPr>
           <w:p>
             <w:pPr>
@@ -565,15 +578,20 @@
         </w:tc>
         <w:tc>
           <w:tcPr>
-            <w:tcW w:w="2659" w:type="dxa"/>
+            <w:tcW w:w="2761" w:type="dxa"/>
+            <w:vAlign w:val="center"/>
           </w:tcPr>
           <w:p/>
         </w:tc>
         <w:tc>
           <w:tcPr>
             <w:tcW w:w="877" w:type="dxa"/>
+            <w:vAlign w:val="center"/>
           </w:tcPr>
           <w:p>
+            <w:pPr>
+              <w:jc w:val="center"/>
+            </w:pPr>
             <w:r>
               <w:t>Non</w:t>
             </w:r>
@@ -630,7 +648,8 @@
         </w:tc>
         <w:tc>
           <w:tcPr>
-            <w:tcW w:w="998" w:type="dxa"/>
+            <w:tcW w:w="896" w:type="dxa"/>
+            <w:vAlign w:val="center"/>
           </w:tcPr>
           <w:p>
             <w:pPr>
@@ -643,15 +662,20 @@
         </w:tc>
         <w:tc>
           <w:tcPr>
-            <w:tcW w:w="2659" w:type="dxa"/>
+            <w:tcW w:w="2761" w:type="dxa"/>
+            <w:vAlign w:val="center"/>
           </w:tcPr>
           <w:p/>
         </w:tc>
         <w:tc>
           <w:tcPr>
             <w:tcW w:w="877" w:type="dxa"/>
+            <w:vAlign w:val="center"/>
           </w:tcPr>
           <w:p>
+            <w:pPr>
+              <w:jc w:val="center"/>
+            </w:pPr>
             <w:r>
               <w:t>Oui</w:t>
             </w:r>
@@ -672,7 +696,16 @@
               </w:numPr>
             </w:pPr>
             <w:r>
-              <w:t>11_MaxPID_07_Modelisation_Inertie</w:t>
+              <w:t>11_MaxPID_04</w:t>
+            </w:r>
+            <w:r>
+              <w:t>b</w:t>
+            </w:r>
+            <w:r>
+              <w:t>_Resolution</w:t>
+            </w:r>
+            <w:r>
+              <w:t>Cinématique</w:t>
             </w:r>
           </w:p>
           <w:p>
@@ -684,7 +717,10 @@
               </w:numPr>
             </w:pPr>
             <w:r>
-              <w:t>Question sur les lois E/S</w:t>
+              <w:t>Etablir l</w:t>
+            </w:r>
+            <w:r>
+              <w:t>es lois de mouvement du bras et du moteur</w:t>
             </w:r>
           </w:p>
           <w:p>
@@ -696,83 +732,45 @@
               </w:numPr>
             </w:pPr>
             <w:r>
-              <w:t>Proposer des formes de matrice d’inertie (et des valeurs ?</w:t>
-            </w:r>
-          </w:p>
-          <w:p>
-            <w:pPr>
-              <w:pStyle w:val="Paragraphedeliste"/>
-              <w:numPr>
-                <w:ilvl w:val="1"/>
-                <w:numId w:val="20"/>
-              </w:numPr>
-            </w:pPr>
-            <w:r>
-              <w:t>Estimer l’énergie cinétique de chacun des composants et leur part en pourcentage)</w:t>
+              <w:t xml:space="preserve">Comparaison modèle/réel en </w:t>
+            </w:r>
+            <w:r>
+              <w:t>cinématique des vitesses du bras et du rotor</w:t>
             </w:r>
           </w:p>
         </w:tc>
         <w:tc>
           <w:tcPr>
-            <w:tcW w:w="998" w:type="dxa"/>
+            <w:tcW w:w="896" w:type="dxa"/>
+            <w:vAlign w:val="center"/>
           </w:tcPr>
           <w:p>
             <w:pPr>
               <w:jc w:val="center"/>
             </w:pPr>
+            <w:r>
+              <w:t>OUI</w:t>
+            </w:r>
           </w:p>
         </w:tc>
         <w:tc>
           <w:tcPr>
-            <w:tcW w:w="2659" w:type="dxa"/>
+            <w:tcW w:w="2761" w:type="dxa"/>
+            <w:vAlign w:val="center"/>
           </w:tcPr>
-          <w:p>
-            <w:pPr>
-              <w:pStyle w:val="Paragraphedeliste"/>
-              <w:numPr>
-                <w:ilvl w:val="1"/>
-                <w:numId w:val="20"/>
-              </w:numPr>
-              <w:ind w:left="318"/>
-            </w:pPr>
-            <w:r>
-              <w:t>Questions sur les lois ES à modifier. Donner les réponses ?</w:t>
-            </w:r>
-          </w:p>
-          <w:p>
-            <w:pPr>
-              <w:pStyle w:val="Paragraphedeliste"/>
-              <w:numPr>
-                <w:ilvl w:val="1"/>
-                <w:numId w:val="20"/>
-              </w:numPr>
-              <w:ind w:left="318"/>
-            </w:pPr>
-            <w:r>
-              <w:t>Proposer des vitesses ?</w:t>
-            </w:r>
-          </w:p>
-          <w:p>
-            <w:pPr>
-              <w:pStyle w:val="Paragraphedeliste"/>
-              <w:numPr>
-                <w:ilvl w:val="1"/>
-                <w:numId w:val="20"/>
-              </w:numPr>
-              <w:ind w:left="318"/>
-            </w:pPr>
-            <w:r>
-              <w:t>Tracer/Donner l’energie cinétique ? pour un mouvement de trapzeze ?</w:t>
-            </w:r>
-          </w:p>
+          <w:p/>
         </w:tc>
         <w:tc>
           <w:tcPr>
             <w:tcW w:w="877" w:type="dxa"/>
+            <w:vAlign w:val="center"/>
           </w:tcPr>
           <w:p>
-            <w:r>
-              <w:t>Partiel</w:t>
+            <w:pPr>
+              <w:jc w:val="center"/>
+            </w:pPr>
+            <w:r>
+              <w:t>Oui</w:t>
             </w:r>
           </w:p>
         </w:tc>
@@ -791,13 +789,50 @@
               </w:numPr>
             </w:pPr>
             <w:r>
-              <w:t>11_MaxPID_09_Dimensionnemennt_Actionneur_Statique</w:t>
+              <w:t>11_MaxPID_07_Modelisation_Inertie</w:t>
+            </w:r>
+          </w:p>
+          <w:p>
+            <w:pPr>
+              <w:pStyle w:val="Paragraphedeliste"/>
+              <w:numPr>
+                <w:ilvl w:val="1"/>
+                <w:numId w:val="20"/>
+              </w:numPr>
+            </w:pPr>
+            <w:r>
+              <w:t>Question sur les lois E/S</w:t>
+            </w:r>
+          </w:p>
+          <w:p>
+            <w:pPr>
+              <w:pStyle w:val="Paragraphedeliste"/>
+              <w:numPr>
+                <w:ilvl w:val="1"/>
+                <w:numId w:val="20"/>
+              </w:numPr>
+            </w:pPr>
+            <w:r>
+              <w:t>Proposer des formes de matrice d’inertie (et des valeurs ?</w:t>
+            </w:r>
+          </w:p>
+          <w:p>
+            <w:pPr>
+              <w:pStyle w:val="Paragraphedeliste"/>
+              <w:numPr>
+                <w:ilvl w:val="1"/>
+                <w:numId w:val="20"/>
+              </w:numPr>
+            </w:pPr>
+            <w:r>
+              <w:t>Estimer l’énergie cinétique de chacun des composants et leur part en pourcentage)</w:t>
             </w:r>
           </w:p>
         </w:tc>
         <w:tc>
           <w:tcPr>
-            <w:tcW w:w="998" w:type="dxa"/>
+            <w:tcW w:w="896" w:type="dxa"/>
+            <w:vAlign w:val="center"/>
           </w:tcPr>
           <w:p>
             <w:pPr>
@@ -807,7 +842,8 @@
         </w:tc>
         <w:tc>
           <w:tcPr>
-            <w:tcW w:w="2659" w:type="dxa"/>
+            <w:tcW w:w="2761" w:type="dxa"/>
+            <w:vAlign w:val="center"/>
           </w:tcPr>
           <w:p>
             <w:pPr>
@@ -819,15 +855,61 @@
               <w:ind w:left="318"/>
             </w:pPr>
             <w:r>
-              <w:t>BOF… A REVOIR</w:t>
+              <w:t>Questions sur les lois ES à modifier. Donner les réponses ?</w:t>
+            </w:r>
+          </w:p>
+          <w:p>
+            <w:pPr>
+              <w:pStyle w:val="Paragraphedeliste"/>
+              <w:numPr>
+                <w:ilvl w:val="1"/>
+                <w:numId w:val="20"/>
+              </w:numPr>
+              <w:ind w:left="318"/>
+            </w:pPr>
+            <w:r>
+              <w:t>Proposer des vitesses ?</w:t>
+            </w:r>
+          </w:p>
+          <w:p>
+            <w:pPr>
+              <w:pStyle w:val="Paragraphedeliste"/>
+              <w:numPr>
+                <w:ilvl w:val="1"/>
+                <w:numId w:val="20"/>
+              </w:numPr>
+              <w:ind w:left="318"/>
+            </w:pPr>
+            <w:r>
+              <w:t xml:space="preserve">Tracer/Donner </w:t>
+            </w:r>
+            <w:r>
+              <w:t>l’énergie</w:t>
+            </w:r>
+            <w:r>
+              <w:t xml:space="preserve"> cinétique ? pour un mouvement de </w:t>
+            </w:r>
+            <w:r>
+              <w:t>trapèze</w:t>
+            </w:r>
+            <w:r>
+              <w:t> ?</w:t>
             </w:r>
           </w:p>
         </w:tc>
         <w:tc>
           <w:tcPr>
             <w:tcW w:w="877" w:type="dxa"/>
+            <w:vAlign w:val="center"/>
           </w:tcPr>
-          <w:p/>
+          <w:p>
+            <w:pPr>
+              <w:jc w:val="center"/>
+            </w:pPr>
+            <w:r>
+              <w:t>Partiel</w:t>
+            </w:r>
+          </w:p>
         </w:tc>
       </w:tr>
       <w:tr>
@@ -844,100 +926,14 @@
               </w:numPr>
             </w:pPr>
             <w:r>
-              <w:t>11_MaxPID_09_Dimensionnement_Actionneur</w:t>
-            </w:r>
-          </w:p>
-          <w:p>
-            <w:pPr>
-              <w:pStyle w:val="Paragraphedeliste"/>
-              <w:numPr>
-                <w:ilvl w:val="1"/>
-                <w:numId w:val="20"/>
-              </w:numPr>
-            </w:pPr>
-            <w:r>
-              <w:t>Proposer un modèle, Bilan de puissance</w:t>
-            </w:r>
-          </w:p>
-          <w:p>
-            <w:pPr>
-              <w:pStyle w:val="Paragraphedeliste"/>
-              <w:numPr>
-                <w:ilvl w:val="1"/>
-                <w:numId w:val="20"/>
-              </w:numPr>
-            </w:pPr>
-            <w:r>
-              <w:t>Estimation énergie cinétique</w:t>
-            </w:r>
-          </w:p>
-          <w:p>
-            <w:pPr>
-              <w:pStyle w:val="Paragraphedeliste"/>
-              <w:numPr>
-                <w:ilvl w:val="1"/>
-                <w:numId w:val="20"/>
-              </w:numPr>
-            </w:pPr>
-            <w:r>
-              <w:t>Proposer un modèle de frottement</w:t>
-            </w:r>
-          </w:p>
-          <w:p>
-            <w:pPr>
-              <w:pStyle w:val="Paragraphedeliste"/>
-              <w:numPr>
-                <w:ilvl w:val="1"/>
-                <w:numId w:val="20"/>
-              </w:numPr>
-            </w:pPr>
-            <w:r>
-              <w:t>Estimer la puissance sur un cycle</w:t>
-            </w:r>
-          </w:p>
-          <w:p>
-            <w:pPr>
-              <w:pStyle w:val="Paragraphedeliste"/>
-              <w:numPr>
-                <w:ilvl w:val="1"/>
-                <w:numId w:val="20"/>
-              </w:numPr>
-            </w:pPr>
-            <w:r>
-              <w:t>Comparer</w:t>
-            </w:r>
-          </w:p>
-          <w:p>
-            <w:pPr>
-              <w:pStyle w:val="Paragraphedeliste"/>
-              <w:numPr>
-                <w:ilvl w:val="0"/>
-                <w:numId w:val="20"/>
-              </w:numPr>
-            </w:pPr>
-            <w:r>
-              <w:t>11_MaxPID_09_Dimensionnement_Actionneur</w:t>
-            </w:r>
-            <w:r>
-              <w:t>_02</w:t>
-            </w:r>
-          </w:p>
-          <w:p>
-            <w:pPr>
-              <w:pStyle w:val="Paragraphedeliste"/>
-              <w:numPr>
-                <w:ilvl w:val="0"/>
-                <w:numId w:val="20"/>
-              </w:numPr>
-            </w:pPr>
-            <w:r>
-              <w:t>11_MaxPID_E_09_Dimensionnement_Actionneur</w:t>
+              <w:t>11_MaxPID_09_Dimensionnemennt_Actionneur_Statique</w:t>
             </w:r>
           </w:p>
         </w:tc>
         <w:tc>
           <w:tcPr>
-            <w:tcW w:w="998" w:type="dxa"/>
+            <w:tcW w:w="896" w:type="dxa"/>
+            <w:vAlign w:val="center"/>
           </w:tcPr>
           <w:p>
             <w:pPr>
@@ -947,7 +943,8 @@
         </w:tc>
         <w:tc>
           <w:tcPr>
-            <w:tcW w:w="2659" w:type="dxa"/>
+            <w:tcW w:w="2761" w:type="dxa"/>
+            <w:vAlign w:val="center"/>
           </w:tcPr>
           <w:p>
             <w:pPr>
@@ -959,54 +956,20 @@
               <w:ind w:left="318"/>
             </w:pPr>
             <w:r>
-              <w:t>Trop de choses à faire pour un TP</w:t>
-            </w:r>
-          </w:p>
-          <w:p>
-            <w:pPr>
-              <w:pStyle w:val="Paragraphedeliste"/>
-              <w:numPr>
-                <w:ilvl w:val="1"/>
-                <w:numId w:val="20"/>
-              </w:numPr>
-              <w:ind w:left="318"/>
-            </w:pPr>
-            <w:r>
-              <w:t>Il faut donner la partie énergétique (CF 11_Max_07)</w:t>
-            </w:r>
-          </w:p>
-          <w:p>
-            <w:pPr>
-              <w:pStyle w:val="Paragraphedeliste"/>
-              <w:numPr>
-                <w:ilvl w:val="1"/>
-                <w:numId w:val="20"/>
-              </w:numPr>
-              <w:ind w:left="318"/>
-            </w:pPr>
-            <w:r>
-              <w:t>A retravailler</w:t>
-            </w:r>
-          </w:p>
-          <w:p>
-            <w:pPr>
-              <w:pStyle w:val="Paragraphedeliste"/>
-              <w:numPr>
-                <w:ilvl w:val="1"/>
-                <w:numId w:val="20"/>
-              </w:numPr>
-              <w:ind w:left="318"/>
-            </w:pPr>
-            <w:r>
-              <w:t>A fusionner</w:t>
+              <w:t>BOF… A REVOIR</w:t>
             </w:r>
           </w:p>
         </w:tc>
         <w:tc>
           <w:tcPr>
             <w:tcW w:w="877" w:type="dxa"/>
+            <w:vAlign w:val="center"/>
           </w:tcPr>
-          <w:p/>
+          <w:p>
+            <w:pPr>
+              <w:jc w:val="center"/>
+            </w:pPr>
+          </w:p>
         </w:tc>
       </w:tr>
       <w:tr>
@@ -1023,13 +986,102 @@
               </w:numPr>
             </w:pPr>
             <w:r>
-              <w:t>RIEN EN ASSERVISSEMENTS !!!!!</w:t>
+              <w:t>11_MaxPID_09_Dimensionnement_Actionneur</w:t>
+            </w:r>
+          </w:p>
+          <w:p>
+            <w:pPr>
+              <w:pStyle w:val="Paragraphedeliste"/>
+              <w:numPr>
+                <w:ilvl w:val="1"/>
+                <w:numId w:val="20"/>
+              </w:numPr>
+            </w:pPr>
+            <w:r>
+              <w:t>Proposer un modèle, Bilan de puissance</w:t>
+            </w:r>
+          </w:p>
+          <w:p>
+            <w:pPr>
+              <w:pStyle w:val="Paragraphedeliste"/>
+              <w:numPr>
+                <w:ilvl w:val="1"/>
+                <w:numId w:val="20"/>
+              </w:numPr>
+            </w:pPr>
+            <w:r>
+              <w:t>Estimation énergie cinétique</w:t>
+            </w:r>
+          </w:p>
+          <w:p>
+            <w:pPr>
+              <w:pStyle w:val="Paragraphedeliste"/>
+              <w:numPr>
+                <w:ilvl w:val="1"/>
+                <w:numId w:val="20"/>
+              </w:numPr>
+            </w:pPr>
+            <w:r>
+              <w:t>Proposer un modèle de frottement</w:t>
+            </w:r>
+          </w:p>
+          <w:p>
+            <w:pPr>
+              <w:pStyle w:val="Paragraphedeliste"/>
+              <w:numPr>
+                <w:ilvl w:val="1"/>
+                <w:numId w:val="20"/>
+              </w:numPr>
+            </w:pPr>
+            <w:r>
+              <w:t>Estimer la puissance sur un cycle</w:t>
+            </w:r>
+          </w:p>
+          <w:p>
+            <w:pPr>
+              <w:pStyle w:val="Paragraphedeliste"/>
+              <w:numPr>
+                <w:ilvl w:val="1"/>
+                <w:numId w:val="20"/>
+              </w:numPr>
+            </w:pPr>
+            <w:r>
+              <w:t>Comparer</w:t>
+            </w:r>
+          </w:p>
+          <w:p>
+            <w:pPr>
+              <w:pStyle w:val="Paragraphedeliste"/>
+              <w:numPr>
+                <w:ilvl w:val="0"/>
+                <w:numId w:val="20"/>
+              </w:numPr>
+            </w:pPr>
+            <w:r>
+              <w:lastRenderedPageBreak/>
+              <w:t>11_MaxPID_09_Dimensionnement_Actionneur</w:t>
+            </w:r>
+            <w:r>
+              <w:t>_02</w:t>
+            </w:r>
+          </w:p>
+          <w:p>
+            <w:pPr>
+              <w:pStyle w:val="Paragraphedeliste"/>
+              <w:numPr>
+                <w:ilvl w:val="0"/>
+                <w:numId w:val="20"/>
+              </w:numPr>
+            </w:pPr>
+            <w:r>
+              <w:t>11_MaxPID_E_09_Dimensionnement_Actionneur</w:t>
             </w:r>
           </w:p>
         </w:tc>
         <w:tc>
           <w:tcPr>
-            <w:tcW w:w="998" w:type="dxa"/>
+            <w:tcW w:w="896" w:type="dxa"/>
+            <w:vAlign w:val="center"/>
           </w:tcPr>
           <w:p>
             <w:pPr>
@@ -1039,7 +1091,106 @@
         </w:tc>
         <w:tc>
           <w:tcPr>
-            <w:tcW w:w="2659" w:type="dxa"/>
+            <w:tcW w:w="2761" w:type="dxa"/>
+            <w:vAlign w:val="center"/>
+          </w:tcPr>
+          <w:p>
+            <w:pPr>
+              <w:pStyle w:val="Paragraphedeliste"/>
+              <w:numPr>
+                <w:ilvl w:val="1"/>
+                <w:numId w:val="20"/>
+              </w:numPr>
+              <w:ind w:left="318"/>
+            </w:pPr>
+            <w:r>
+              <w:t>Trop de choses à faire pour un TP</w:t>
+            </w:r>
+          </w:p>
+          <w:p>
+            <w:pPr>
+              <w:pStyle w:val="Paragraphedeliste"/>
+              <w:numPr>
+                <w:ilvl w:val="1"/>
+                <w:numId w:val="20"/>
+              </w:numPr>
+              <w:ind w:left="318"/>
+            </w:pPr>
+            <w:r>
+              <w:t>Il faut donner la partie énergétique (CF 11_Max_07)</w:t>
+            </w:r>
+          </w:p>
+          <w:p>
+            <w:pPr>
+              <w:pStyle w:val="Paragraphedeliste"/>
+              <w:numPr>
+                <w:ilvl w:val="1"/>
+                <w:numId w:val="20"/>
+              </w:numPr>
+              <w:ind w:left="318"/>
+            </w:pPr>
+            <w:r>
+              <w:t>A retravailler</w:t>
+            </w:r>
+          </w:p>
+          <w:p>
+            <w:pPr>
+              <w:pStyle w:val="Paragraphedeliste"/>
+              <w:numPr>
+                <w:ilvl w:val="1"/>
+                <w:numId w:val="20"/>
+              </w:numPr>
+              <w:ind w:left="318"/>
+            </w:pPr>
+            <w:r>
+              <w:lastRenderedPageBreak/>
+              <w:t>A fusionner</w:t>
+            </w:r>
+          </w:p>
+        </w:tc>
+        <w:tc>
+          <w:tcPr>
+            <w:tcW w:w="877" w:type="dxa"/>
+            <w:vAlign w:val="center"/>
+          </w:tcPr>
+          <w:p>
+            <w:pPr>
+              <w:jc w:val="center"/>
+            </w:pPr>
+          </w:p>
+        </w:tc>
+      </w:tr>
+      <w:tr>
+        <w:tc>
+          <w:tcPr>
+            <w:tcW w:w="5660" w:type="dxa"/>
+          </w:tcPr>
+          <w:p>
+            <w:pPr>
+              <w:pStyle w:val="Paragraphedeliste"/>
+              <w:numPr>
+                <w:ilvl w:val="0"/>
+                <w:numId w:val="20"/>
+              </w:numPr>
+            </w:pPr>
+            <w:r>
+              <w:t>RIEN EN ASSERVISSEMENTS !!!!!</w:t>
+            </w:r>
+          </w:p>
+        </w:tc>
+        <w:tc>
+          <w:tcPr>
+            <w:tcW w:w="896" w:type="dxa"/>
+          </w:tcPr>
+          <w:p>
+            <w:pPr>
+              <w:jc w:val="center"/>
+            </w:pPr>
+          </w:p>
+        </w:tc>
+        <w:tc>
+          <w:tcPr>
+            <w:tcW w:w="2761" w:type="dxa"/>
           </w:tcPr>
           <w:p>
             <w:pPr>

--- a/Liste_TPs.docx
+++ b/Liste_TPs.docx
@@ -113,8 +113,8 @@
       </w:tblPr>
       <w:tblGrid>
         <w:gridCol w:w="5660"/>
-        <w:gridCol w:w="896"/>
-        <w:gridCol w:w="2761"/>
+        <w:gridCol w:w="1474"/>
+        <w:gridCol w:w="2183"/>
         <w:gridCol w:w="877"/>
       </w:tblGrid>
       <w:tr>
@@ -406,7 +406,23 @@
                 <w:b/>
                 <w:bCs/>
               </w:rPr>
-              <w:t>TO DO : différencier fiche MaxPID et MaxPIDE sur l’étalonnage</w:t>
+              <w:t xml:space="preserve">TO DO : différencier fiche MaxPID et </w:t>
+            </w:r>
+            <w:proofErr w:type="spellStart"/>
+            <w:r>
+              <w:rPr>
+                <w:b/>
+                <w:bCs/>
+              </w:rPr>
+              <w:t>MaxPIDE</w:t>
+            </w:r>
+            <w:proofErr w:type="spellEnd"/>
+            <w:r>
+              <w:rPr>
+                <w:b/>
+                <w:bCs/>
+              </w:rPr>
+              <w:t xml:space="preserve"> sur l’étalonnage</w:t>
             </w:r>
           </w:p>
         </w:tc>
@@ -501,7 +517,23 @@
                 <w:b/>
                 <w:bCs/>
               </w:rPr>
-              <w:t>TODO : différencier MaxPID et Maxpid E sur les capteurs</w:t>
+              <w:t xml:space="preserve">TODO : différencier MaxPID et </w:t>
+            </w:r>
+            <w:proofErr w:type="spellStart"/>
+            <w:r>
+              <w:rPr>
+                <w:b/>
+                <w:bCs/>
+              </w:rPr>
+              <w:t>Maxpid</w:t>
+            </w:r>
+            <w:proofErr w:type="spellEnd"/>
+            <w:r>
+              <w:rPr>
+                <w:b/>
+                <w:bCs/>
+              </w:rPr>
+              <w:t xml:space="preserve"> E sur les capteurs</w:t>
             </w:r>
           </w:p>
         </w:tc>
@@ -1010,6 +1042,7 @@
               </w:numPr>
             </w:pPr>
             <w:r>
+              <w:lastRenderedPageBreak/>
               <w:t>Estimation énergie cinétique</w:t>
             </w:r>
           </w:p>
@@ -1058,7 +1091,6 @@
               </w:numPr>
             </w:pPr>
             <w:r>
-              <w:lastRenderedPageBreak/>
               <w:t>11_MaxPID_09_Dimensionnement_Actionneur</w:t>
             </w:r>
             <w:r>
@@ -1087,6 +1119,22 @@
             <w:pPr>
               <w:jc w:val="center"/>
             </w:pPr>
+            <w:r>
+              <w:lastRenderedPageBreak/>
+              <w:t xml:space="preserve">OUI, ajouter les courbes </w:t>
+            </w:r>
+            <w:r>
+              <w:lastRenderedPageBreak/>
+              <w:t xml:space="preserve">expérimentales dans </w:t>
+            </w:r>
+            <w:proofErr w:type="spellStart"/>
+            <w:r>
+              <w:t>capytale</w:t>
+            </w:r>
+            <w:proofErr w:type="spellEnd"/>
+            <w:r>
+              <w:t>.</w:t>
+            </w:r>
           </w:p>
         </w:tc>
         <w:tc>
@@ -1103,49 +1151,6 @@
               </w:numPr>
               <w:ind w:left="318"/>
             </w:pPr>
-            <w:r>
-              <w:t>Trop de choses à faire pour un TP</w:t>
-            </w:r>
-          </w:p>
-          <w:p>
-            <w:pPr>
-              <w:pStyle w:val="Paragraphedeliste"/>
-              <w:numPr>
-                <w:ilvl w:val="1"/>
-                <w:numId w:val="20"/>
-              </w:numPr>
-              <w:ind w:left="318"/>
-            </w:pPr>
-            <w:r>
-              <w:t>Il faut donner la partie énergétique (CF 11_Max_07)</w:t>
-            </w:r>
-          </w:p>
-          <w:p>
-            <w:pPr>
-              <w:pStyle w:val="Paragraphedeliste"/>
-              <w:numPr>
-                <w:ilvl w:val="1"/>
-                <w:numId w:val="20"/>
-              </w:numPr>
-              <w:ind w:left="318"/>
-            </w:pPr>
-            <w:r>
-              <w:t>A retravailler</w:t>
-            </w:r>
-          </w:p>
-          <w:p>
-            <w:pPr>
-              <w:pStyle w:val="Paragraphedeliste"/>
-              <w:numPr>
-                <w:ilvl w:val="1"/>
-                <w:numId w:val="20"/>
-              </w:numPr>
-              <w:ind w:left="318"/>
-            </w:pPr>
-            <w:r>
-              <w:lastRenderedPageBreak/>
-              <w:t>A fusionner</w:t>
-            </w:r>
           </w:p>
         </w:tc>
         <w:tc>
@@ -1157,6 +1162,9 @@
             <w:pPr>
               <w:jc w:val="center"/>
             </w:pPr>
+            <w:r>
+              <w:t>Partiel</w:t>
+            </w:r>
           </w:p>
         </w:tc>
       </w:tr>
@@ -1504,8 +1512,17 @@
               <w:i/>
               <w:sz w:val="18"/>
             </w:rPr>
-            <w:t>Liste de TPs</w:t>
+            <w:t xml:space="preserve">Liste de </w:t>
           </w:r>
+          <w:proofErr w:type="spellStart"/>
+          <w:r>
+            <w:rPr>
+              <w:i/>
+              <w:sz w:val="18"/>
+            </w:rPr>
+            <w:t>TPs</w:t>
+          </w:r>
+          <w:proofErr w:type="spellEnd"/>
         </w:p>
       </w:tc>
     </w:tr>

--- a/Liste_TPs.docx
+++ b/Liste_TPs.docx
@@ -145,7 +145,7 @@
         </w:tc>
         <w:tc>
           <w:tcPr>
-            <w:tcW w:w="896" w:type="dxa"/>
+            <w:tcW w:w="1281" w:type="dxa"/>
           </w:tcPr>
           <w:p>
             <w:pPr>
@@ -170,7 +170,7 @@
         </w:tc>
         <w:tc>
           <w:tcPr>
-            <w:tcW w:w="2761" w:type="dxa"/>
+            <w:tcW w:w="2376" w:type="dxa"/>
           </w:tcPr>
           <w:p>
             <w:pPr>
@@ -275,7 +275,7 @@
         </w:tc>
         <w:tc>
           <w:tcPr>
-            <w:tcW w:w="896" w:type="dxa"/>
+            <w:tcW w:w="1281" w:type="dxa"/>
             <w:vAlign w:val="center"/>
           </w:tcPr>
           <w:p>
@@ -289,7 +289,7 @@
         </w:tc>
         <w:tc>
           <w:tcPr>
-            <w:tcW w:w="2761" w:type="dxa"/>
+            <w:tcW w:w="2376" w:type="dxa"/>
             <w:vAlign w:val="center"/>
           </w:tcPr>
           <w:p/>
@@ -377,7 +377,7 @@
         </w:tc>
         <w:tc>
           <w:tcPr>
-            <w:tcW w:w="896" w:type="dxa"/>
+            <w:tcW w:w="1281" w:type="dxa"/>
             <w:vAlign w:val="center"/>
           </w:tcPr>
           <w:p>
@@ -391,7 +391,7 @@
         </w:tc>
         <w:tc>
           <w:tcPr>
-            <w:tcW w:w="2761" w:type="dxa"/>
+            <w:tcW w:w="2376" w:type="dxa"/>
             <w:vAlign w:val="center"/>
           </w:tcPr>
           <w:p>
@@ -497,7 +497,7 @@
         </w:tc>
         <w:tc>
           <w:tcPr>
-            <w:tcW w:w="896" w:type="dxa"/>
+            <w:tcW w:w="1281" w:type="dxa"/>
             <w:vAlign w:val="center"/>
           </w:tcPr>
           <w:p>
@@ -508,7 +508,7 @@
         </w:tc>
         <w:tc>
           <w:tcPr>
-            <w:tcW w:w="2761" w:type="dxa"/>
+            <w:tcW w:w="2376" w:type="dxa"/>
             <w:vAlign w:val="center"/>
           </w:tcPr>
           <w:p>
@@ -596,7 +596,7 @@
         </w:tc>
         <w:tc>
           <w:tcPr>
-            <w:tcW w:w="896" w:type="dxa"/>
+            <w:tcW w:w="1281" w:type="dxa"/>
             <w:vAlign w:val="center"/>
           </w:tcPr>
           <w:p>
@@ -610,7 +610,7 @@
         </w:tc>
         <w:tc>
           <w:tcPr>
-            <w:tcW w:w="2761" w:type="dxa"/>
+            <w:tcW w:w="2376" w:type="dxa"/>
             <w:vAlign w:val="center"/>
           </w:tcPr>
           <w:p/>
@@ -680,7 +680,7 @@
         </w:tc>
         <w:tc>
           <w:tcPr>
-            <w:tcW w:w="896" w:type="dxa"/>
+            <w:tcW w:w="1281" w:type="dxa"/>
             <w:vAlign w:val="center"/>
           </w:tcPr>
           <w:p>
@@ -694,7 +694,7 @@
         </w:tc>
         <w:tc>
           <w:tcPr>
-            <w:tcW w:w="2761" w:type="dxa"/>
+            <w:tcW w:w="2376" w:type="dxa"/>
             <w:vAlign w:val="center"/>
           </w:tcPr>
           <w:p/>
@@ -773,7 +773,7 @@
         </w:tc>
         <w:tc>
           <w:tcPr>
-            <w:tcW w:w="896" w:type="dxa"/>
+            <w:tcW w:w="1281" w:type="dxa"/>
             <w:vAlign w:val="center"/>
           </w:tcPr>
           <w:p>
@@ -787,7 +787,7 @@
         </w:tc>
         <w:tc>
           <w:tcPr>
-            <w:tcW w:w="2761" w:type="dxa"/>
+            <w:tcW w:w="2376" w:type="dxa"/>
             <w:vAlign w:val="center"/>
           </w:tcPr>
           <w:p/>
@@ -863,7 +863,7 @@
         </w:tc>
         <w:tc>
           <w:tcPr>
-            <w:tcW w:w="896" w:type="dxa"/>
+            <w:tcW w:w="1281" w:type="dxa"/>
             <w:vAlign w:val="center"/>
           </w:tcPr>
           <w:p>
@@ -874,7 +874,7 @@
         </w:tc>
         <w:tc>
           <w:tcPr>
-            <w:tcW w:w="2761" w:type="dxa"/>
+            <w:tcW w:w="2376" w:type="dxa"/>
             <w:vAlign w:val="center"/>
           </w:tcPr>
           <w:p>
@@ -964,7 +964,7 @@
         </w:tc>
         <w:tc>
           <w:tcPr>
-            <w:tcW w:w="896" w:type="dxa"/>
+            <w:tcW w:w="1281" w:type="dxa"/>
             <w:vAlign w:val="center"/>
           </w:tcPr>
           <w:p>
@@ -975,7 +975,7 @@
         </w:tc>
         <w:tc>
           <w:tcPr>
-            <w:tcW w:w="2761" w:type="dxa"/>
+            <w:tcW w:w="2376" w:type="dxa"/>
             <w:vAlign w:val="center"/>
           </w:tcPr>
           <w:p>
@@ -1112,7 +1112,7 @@
         </w:tc>
         <w:tc>
           <w:tcPr>
-            <w:tcW w:w="896" w:type="dxa"/>
+            <w:tcW w:w="1281" w:type="dxa"/>
             <w:vAlign w:val="center"/>
           </w:tcPr>
           <w:p>
@@ -1139,7 +1139,7 @@
         </w:tc>
         <w:tc>
           <w:tcPr>
-            <w:tcW w:w="2761" w:type="dxa"/>
+            <w:tcW w:w="2376" w:type="dxa"/>
             <w:vAlign w:val="center"/>
           </w:tcPr>
           <w:p>
@@ -1182,23 +1182,26 @@
               </w:numPr>
             </w:pPr>
             <w:r>
-              <w:t>RIEN EN ASSERVISSEMENTS !!!!!</w:t>
+              <w:t>11_MaxPID_E_06_Modelisation_Comportement</w:t>
             </w:r>
           </w:p>
         </w:tc>
         <w:tc>
           <w:tcPr>
-            <w:tcW w:w="896" w:type="dxa"/>
+            <w:tcW w:w="1281" w:type="dxa"/>
           </w:tcPr>
           <w:p>
             <w:pPr>
               <w:jc w:val="center"/>
             </w:pPr>
+            <w:r>
+              <w:t>Non</w:t>
+            </w:r>
           </w:p>
         </w:tc>
         <w:tc>
           <w:tcPr>
-            <w:tcW w:w="2761" w:type="dxa"/>
+            <w:tcW w:w="2376" w:type="dxa"/>
           </w:tcPr>
           <w:p>
             <w:pPr>

--- a/Liste_TPs.docx
+++ b/Liste_TPs.docx
@@ -109,13 +109,14 @@
       <w:tblPr>
         <w:tblStyle w:val="Grilledutableau"/>
         <w:tblW w:w="0" w:type="auto"/>
+        <w:tblLayout w:type="fixed"/>
         <w:tblLook w:val="04A0" w:firstRow="1" w:lastRow="0" w:firstColumn="1" w:lastColumn="0" w:noHBand="0" w:noVBand="1"/>
       </w:tblPr>
       <w:tblGrid>
         <w:gridCol w:w="5660"/>
-        <w:gridCol w:w="1474"/>
-        <w:gridCol w:w="2183"/>
-        <w:gridCol w:w="877"/>
+        <w:gridCol w:w="1139"/>
+        <w:gridCol w:w="2410"/>
+        <w:gridCol w:w="985"/>
       </w:tblGrid>
       <w:tr>
         <w:tc>
@@ -145,7 +146,7 @@
         </w:tc>
         <w:tc>
           <w:tcPr>
-            <w:tcW w:w="1281" w:type="dxa"/>
+            <w:tcW w:w="1139" w:type="dxa"/>
           </w:tcPr>
           <w:p>
             <w:pPr>
@@ -170,7 +171,7 @@
         </w:tc>
         <w:tc>
           <w:tcPr>
-            <w:tcW w:w="2376" w:type="dxa"/>
+            <w:tcW w:w="2410" w:type="dxa"/>
           </w:tcPr>
           <w:p>
             <w:pPr>
@@ -195,7 +196,7 @@
         </w:tc>
         <w:tc>
           <w:tcPr>
-            <w:tcW w:w="877" w:type="dxa"/>
+            <w:tcW w:w="985" w:type="dxa"/>
           </w:tcPr>
           <w:p>
             <w:pPr>
@@ -275,7 +276,7 @@
         </w:tc>
         <w:tc>
           <w:tcPr>
-            <w:tcW w:w="1281" w:type="dxa"/>
+            <w:tcW w:w="1139" w:type="dxa"/>
             <w:vAlign w:val="center"/>
           </w:tcPr>
           <w:p>
@@ -289,14 +290,14 @@
         </w:tc>
         <w:tc>
           <w:tcPr>
-            <w:tcW w:w="2376" w:type="dxa"/>
+            <w:tcW w:w="2410" w:type="dxa"/>
             <w:vAlign w:val="center"/>
           </w:tcPr>
           <w:p/>
         </w:tc>
         <w:tc>
           <w:tcPr>
-            <w:tcW w:w="877" w:type="dxa"/>
+            <w:tcW w:w="985" w:type="dxa"/>
             <w:vAlign w:val="center"/>
           </w:tcPr>
           <w:p>
@@ -377,7 +378,7 @@
         </w:tc>
         <w:tc>
           <w:tcPr>
-            <w:tcW w:w="1281" w:type="dxa"/>
+            <w:tcW w:w="1139" w:type="dxa"/>
             <w:vAlign w:val="center"/>
           </w:tcPr>
           <w:p>
@@ -391,7 +392,7 @@
         </w:tc>
         <w:tc>
           <w:tcPr>
-            <w:tcW w:w="2376" w:type="dxa"/>
+            <w:tcW w:w="2410" w:type="dxa"/>
             <w:vAlign w:val="center"/>
           </w:tcPr>
           <w:p>
@@ -406,29 +407,13 @@
                 <w:b/>
                 <w:bCs/>
               </w:rPr>
-              <w:t xml:space="preserve">TO DO : différencier fiche MaxPID et </w:t>
-            </w:r>
-            <w:proofErr w:type="spellStart"/>
-            <w:r>
-              <w:rPr>
-                <w:b/>
-                <w:bCs/>
-              </w:rPr>
-              <w:t>MaxPIDE</w:t>
-            </w:r>
-            <w:proofErr w:type="spellEnd"/>
-            <w:r>
-              <w:rPr>
-                <w:b/>
-                <w:bCs/>
-              </w:rPr>
-              <w:t xml:space="preserve"> sur l’étalonnage</w:t>
+              <w:t>TO DO : différencier fiche MaxPID et MaxPIDE sur l’étalonnage</w:t>
             </w:r>
           </w:p>
         </w:tc>
         <w:tc>
           <w:tcPr>
-            <w:tcW w:w="877" w:type="dxa"/>
+            <w:tcW w:w="985" w:type="dxa"/>
             <w:vAlign w:val="center"/>
           </w:tcPr>
           <w:p>
@@ -497,7 +482,7 @@
         </w:tc>
         <w:tc>
           <w:tcPr>
-            <w:tcW w:w="1281" w:type="dxa"/>
+            <w:tcW w:w="1139" w:type="dxa"/>
             <w:vAlign w:val="center"/>
           </w:tcPr>
           <w:p>
@@ -508,7 +493,7 @@
         </w:tc>
         <w:tc>
           <w:tcPr>
-            <w:tcW w:w="2376" w:type="dxa"/>
+            <w:tcW w:w="2410" w:type="dxa"/>
             <w:vAlign w:val="center"/>
           </w:tcPr>
           <w:p>
@@ -517,29 +502,13 @@
                 <w:b/>
                 <w:bCs/>
               </w:rPr>
-              <w:t xml:space="preserve">TODO : différencier MaxPID et </w:t>
-            </w:r>
-            <w:proofErr w:type="spellStart"/>
-            <w:r>
-              <w:rPr>
-                <w:b/>
-                <w:bCs/>
-              </w:rPr>
-              <w:t>Maxpid</w:t>
-            </w:r>
-            <w:proofErr w:type="spellEnd"/>
-            <w:r>
-              <w:rPr>
-                <w:b/>
-                <w:bCs/>
-              </w:rPr>
-              <w:t xml:space="preserve"> E sur les capteurs</w:t>
+              <w:t>TODO : différencier MaxPID et Maxpid E sur les capteurs</w:t>
             </w:r>
           </w:p>
         </w:tc>
         <w:tc>
           <w:tcPr>
-            <w:tcW w:w="877" w:type="dxa"/>
+            <w:tcW w:w="985" w:type="dxa"/>
             <w:vAlign w:val="center"/>
           </w:tcPr>
           <w:p>
@@ -596,7 +565,7 @@
         </w:tc>
         <w:tc>
           <w:tcPr>
-            <w:tcW w:w="1281" w:type="dxa"/>
+            <w:tcW w:w="1139" w:type="dxa"/>
             <w:vAlign w:val="center"/>
           </w:tcPr>
           <w:p>
@@ -610,14 +579,14 @@
         </w:tc>
         <w:tc>
           <w:tcPr>
-            <w:tcW w:w="2376" w:type="dxa"/>
+            <w:tcW w:w="2410" w:type="dxa"/>
             <w:vAlign w:val="center"/>
           </w:tcPr>
           <w:p/>
         </w:tc>
         <w:tc>
           <w:tcPr>
-            <w:tcW w:w="877" w:type="dxa"/>
+            <w:tcW w:w="985" w:type="dxa"/>
             <w:vAlign w:val="center"/>
           </w:tcPr>
           <w:p>
@@ -680,7 +649,7 @@
         </w:tc>
         <w:tc>
           <w:tcPr>
-            <w:tcW w:w="1281" w:type="dxa"/>
+            <w:tcW w:w="1139" w:type="dxa"/>
             <w:vAlign w:val="center"/>
           </w:tcPr>
           <w:p>
@@ -694,14 +663,14 @@
         </w:tc>
         <w:tc>
           <w:tcPr>
-            <w:tcW w:w="2376" w:type="dxa"/>
+            <w:tcW w:w="2410" w:type="dxa"/>
             <w:vAlign w:val="center"/>
           </w:tcPr>
           <w:p/>
         </w:tc>
         <w:tc>
           <w:tcPr>
-            <w:tcW w:w="877" w:type="dxa"/>
+            <w:tcW w:w="985" w:type="dxa"/>
             <w:vAlign w:val="center"/>
           </w:tcPr>
           <w:p>
@@ -773,7 +742,7 @@
         </w:tc>
         <w:tc>
           <w:tcPr>
-            <w:tcW w:w="1281" w:type="dxa"/>
+            <w:tcW w:w="1139" w:type="dxa"/>
             <w:vAlign w:val="center"/>
           </w:tcPr>
           <w:p>
@@ -787,14 +756,14 @@
         </w:tc>
         <w:tc>
           <w:tcPr>
-            <w:tcW w:w="2376" w:type="dxa"/>
+            <w:tcW w:w="2410" w:type="dxa"/>
             <w:vAlign w:val="center"/>
           </w:tcPr>
           <w:p/>
         </w:tc>
         <w:tc>
           <w:tcPr>
-            <w:tcW w:w="877" w:type="dxa"/>
+            <w:tcW w:w="985" w:type="dxa"/>
             <w:vAlign w:val="center"/>
           </w:tcPr>
           <w:p>
@@ -863,7 +832,7 @@
         </w:tc>
         <w:tc>
           <w:tcPr>
-            <w:tcW w:w="1281" w:type="dxa"/>
+            <w:tcW w:w="1139" w:type="dxa"/>
             <w:vAlign w:val="center"/>
           </w:tcPr>
           <w:p>
@@ -874,7 +843,7 @@
         </w:tc>
         <w:tc>
           <w:tcPr>
-            <w:tcW w:w="2376" w:type="dxa"/>
+            <w:tcW w:w="2410" w:type="dxa"/>
             <w:vAlign w:val="center"/>
           </w:tcPr>
           <w:p>
@@ -931,7 +900,7 @@
         </w:tc>
         <w:tc>
           <w:tcPr>
-            <w:tcW w:w="877" w:type="dxa"/>
+            <w:tcW w:w="985" w:type="dxa"/>
             <w:vAlign w:val="center"/>
           </w:tcPr>
           <w:p>
@@ -964,7 +933,7 @@
         </w:tc>
         <w:tc>
           <w:tcPr>
-            <w:tcW w:w="1281" w:type="dxa"/>
+            <w:tcW w:w="1139" w:type="dxa"/>
             <w:vAlign w:val="center"/>
           </w:tcPr>
           <w:p>
@@ -975,7 +944,7 @@
         </w:tc>
         <w:tc>
           <w:tcPr>
-            <w:tcW w:w="2376" w:type="dxa"/>
+            <w:tcW w:w="2410" w:type="dxa"/>
             <w:vAlign w:val="center"/>
           </w:tcPr>
           <w:p>
@@ -994,7 +963,7 @@
         </w:tc>
         <w:tc>
           <w:tcPr>
-            <w:tcW w:w="877" w:type="dxa"/>
+            <w:tcW w:w="985" w:type="dxa"/>
             <w:vAlign w:val="center"/>
           </w:tcPr>
           <w:p>
@@ -1042,7 +1011,6 @@
               </w:numPr>
             </w:pPr>
             <w:r>
-              <w:lastRenderedPageBreak/>
               <w:t>Estimation énergie cinétique</w:t>
             </w:r>
           </w:p>
@@ -1079,6 +1047,7 @@
               </w:numPr>
             </w:pPr>
             <w:r>
+              <w:lastRenderedPageBreak/>
               <w:t>Comparer</w:t>
             </w:r>
           </w:p>
@@ -1112,7 +1081,7 @@
         </w:tc>
         <w:tc>
           <w:tcPr>
-            <w:tcW w:w="1281" w:type="dxa"/>
+            <w:tcW w:w="1139" w:type="dxa"/>
             <w:vAlign w:val="center"/>
           </w:tcPr>
           <w:p>
@@ -1121,25 +1090,17 @@
             </w:pPr>
             <w:r>
               <w:lastRenderedPageBreak/>
-              <w:t xml:space="preserve">OUI, ajouter les courbes </w:t>
+              <w:t>OUI, ajouter les courbes expérimen</w:t>
             </w:r>
             <w:r>
               <w:lastRenderedPageBreak/>
-              <w:t xml:space="preserve">expérimentales dans </w:t>
-            </w:r>
-            <w:proofErr w:type="spellStart"/>
-            <w:r>
-              <w:t>capytale</w:t>
-            </w:r>
-            <w:proofErr w:type="spellEnd"/>
-            <w:r>
-              <w:t>.</w:t>
+              <w:t>tales dans capytale.</w:t>
             </w:r>
           </w:p>
         </w:tc>
         <w:tc>
           <w:tcPr>
-            <w:tcW w:w="2376" w:type="dxa"/>
+            <w:tcW w:w="2410" w:type="dxa"/>
             <w:vAlign w:val="center"/>
           </w:tcPr>
           <w:p>
@@ -1155,7 +1116,7 @@
         </w:tc>
         <w:tc>
           <w:tcPr>
-            <w:tcW w:w="877" w:type="dxa"/>
+            <w:tcW w:w="985" w:type="dxa"/>
             <w:vAlign w:val="center"/>
           </w:tcPr>
           <w:p>
@@ -1185,10 +1146,58 @@
               <w:t>11_MaxPID_E_06_Modelisation_Comportement</w:t>
             </w:r>
           </w:p>
+          <w:p>
+            <w:pPr>
+              <w:pStyle w:val="Paragraphedeliste"/>
+              <w:numPr>
+                <w:ilvl w:val="1"/>
+                <w:numId w:val="20"/>
+              </w:numPr>
+            </w:pPr>
+            <w:r>
+              <w:t>Proposer schéma bloc</w:t>
+            </w:r>
+          </w:p>
+          <w:p>
+            <w:pPr>
+              <w:pStyle w:val="Paragraphedeliste"/>
+              <w:numPr>
+                <w:ilvl w:val="1"/>
+                <w:numId w:val="20"/>
+              </w:numPr>
+            </w:pPr>
+            <w:r>
+              <w:t>Identification gain 1</w:t>
+            </w:r>
+          </w:p>
+          <w:p>
+            <w:pPr>
+              <w:pStyle w:val="Paragraphedeliste"/>
+              <w:numPr>
+                <w:ilvl w:val="1"/>
+                <w:numId w:val="20"/>
+              </w:numPr>
+            </w:pPr>
+            <w:r>
+              <w:t>Identification d’ordre 1</w:t>
+            </w:r>
+          </w:p>
+          <w:p>
+            <w:pPr>
+              <w:pStyle w:val="Paragraphedeliste"/>
+              <w:numPr>
+                <w:ilvl w:val="1"/>
+                <w:numId w:val="20"/>
+              </w:numPr>
+            </w:pPr>
+            <w:r>
+              <w:t>Analyse modèle</w:t>
+            </w:r>
+          </w:p>
         </w:tc>
         <w:tc>
           <w:tcPr>
-            <w:tcW w:w="1281" w:type="dxa"/>
+            <w:tcW w:w="1139" w:type="dxa"/>
           </w:tcPr>
           <w:p>
             <w:pPr>
@@ -1201,7 +1210,7 @@
         </w:tc>
         <w:tc>
           <w:tcPr>
-            <w:tcW w:w="2376" w:type="dxa"/>
+            <w:tcW w:w="2410" w:type="dxa"/>
           </w:tcPr>
           <w:p>
             <w:pPr>
@@ -1216,7 +1225,41 @@
         </w:tc>
         <w:tc>
           <w:tcPr>
-            <w:tcW w:w="877" w:type="dxa"/>
+            <w:tcW w:w="985" w:type="dxa"/>
+          </w:tcPr>
+          <w:p>
+            <w:r>
+              <w:t>Partiel</w:t>
+            </w:r>
+          </w:p>
+        </w:tc>
+      </w:tr>
+      <w:tr>
+        <w:tc>
+          <w:tcPr>
+            <w:tcW w:w="5660" w:type="dxa"/>
+          </w:tcPr>
+          <w:p/>
+        </w:tc>
+        <w:tc>
+          <w:tcPr>
+            <w:tcW w:w="1139" w:type="dxa"/>
+          </w:tcPr>
+          <w:p>
+            <w:pPr>
+              <w:jc w:val="center"/>
+            </w:pPr>
+          </w:p>
+        </w:tc>
+        <w:tc>
+          <w:tcPr>
+            <w:tcW w:w="2410" w:type="dxa"/>
+          </w:tcPr>
+          <w:p/>
+        </w:tc>
+        <w:tc>
+          <w:tcPr>
+            <w:tcW w:w="985" w:type="dxa"/>
           </w:tcPr>
           <w:p/>
         </w:tc>
@@ -1515,17 +1558,8 @@
               <w:i/>
               <w:sz w:val="18"/>
             </w:rPr>
-            <w:t xml:space="preserve">Liste de </w:t>
+            <w:t>Liste de TPs</w:t>
           </w:r>
-          <w:proofErr w:type="spellStart"/>
-          <w:r>
-            <w:rPr>
-              <w:i/>
-              <w:sz w:val="18"/>
-            </w:rPr>
-            <w:t>TPs</w:t>
-          </w:r>
-          <w:proofErr w:type="spellEnd"/>
         </w:p>
       </w:tc>
     </w:tr>

--- a/Liste_TPs.docx
+++ b/Liste_TPs.docx
@@ -95,13 +95,7 @@
         <w:pStyle w:val="Titre"/>
       </w:pPr>
       <w:r>
-        <w:t xml:space="preserve">11 – </w:t>
-      </w:r>
-      <w:r>
-        <w:t>Max</w:t>
-      </w:r>
-      <w:r>
-        <w:t xml:space="preserve">PID </w:t>
+        <w:t xml:space="preserve">11 – MaxPID </w:t>
       </w:r>
     </w:p>
     <w:p/>
@@ -230,6 +224,639 @@
               <w:pStyle w:val="Paragraphedeliste"/>
               <w:numPr>
                 <w:ilvl w:val="0"/>
+                <w:numId w:val="22"/>
+              </w:numPr>
+            </w:pPr>
+            <w:r>
+              <w:t>04_CoMAX_01_MiseEnService.docx</w:t>
+            </w:r>
+          </w:p>
+          <w:p>
+            <w:pPr>
+              <w:pStyle w:val="Paragraphedeliste"/>
+              <w:numPr>
+                <w:ilvl w:val="1"/>
+                <w:numId w:val="22"/>
+              </w:numPr>
+            </w:pPr>
+            <w:r>
+              <w:t>Mise en service, schéma minimal</w:t>
+            </w:r>
+          </w:p>
+          <w:p>
+            <w:pPr>
+              <w:pStyle w:val="Paragraphedeliste"/>
+              <w:numPr>
+                <w:ilvl w:val="1"/>
+                <w:numId w:val="22"/>
+              </w:numPr>
+            </w:pPr>
+            <w:r>
+              <w:t>Analyse des masses sur la vitesse</w:t>
+            </w:r>
+          </w:p>
+          <w:p>
+            <w:pPr>
+              <w:pStyle w:val="Paragraphedeliste"/>
+              <w:numPr>
+                <w:ilvl w:val="1"/>
+                <w:numId w:val="22"/>
+              </w:numPr>
+            </w:pPr>
+            <w:r>
+              <w:t>Respect des exigences sur la vitesse</w:t>
+            </w:r>
+          </w:p>
+        </w:tc>
+        <w:tc>
+          <w:tcPr>
+            <w:tcW w:w="1139" w:type="dxa"/>
+            <w:vAlign w:val="center"/>
+          </w:tcPr>
+          <w:p>
+            <w:pPr>
+              <w:jc w:val="center"/>
+            </w:pPr>
+          </w:p>
+        </w:tc>
+        <w:tc>
+          <w:tcPr>
+            <w:tcW w:w="2410" w:type="dxa"/>
+            <w:vAlign w:val="center"/>
+          </w:tcPr>
+          <w:p/>
+        </w:tc>
+        <w:tc>
+          <w:tcPr>
+            <w:tcW w:w="985" w:type="dxa"/>
+            <w:vAlign w:val="center"/>
+          </w:tcPr>
+          <w:p>
+            <w:pPr>
+              <w:jc w:val="center"/>
+            </w:pPr>
+          </w:p>
+        </w:tc>
+      </w:tr>
+      <w:tr>
+        <w:tc>
+          <w:tcPr>
+            <w:tcW w:w="5660" w:type="dxa"/>
+          </w:tcPr>
+          <w:p>
+            <w:pPr>
+              <w:pStyle w:val="Paragraphedeliste"/>
+              <w:numPr>
+                <w:ilvl w:val="0"/>
+                <w:numId w:val="22"/>
+              </w:numPr>
+            </w:pPr>
+            <w:r>
+              <w:t>04_CoMAX_01_MiseEnService</w:t>
+            </w:r>
+            <w:r>
+              <w:t>Rapide</w:t>
+            </w:r>
+            <w:r>
+              <w:t>.docx</w:t>
+            </w:r>
+          </w:p>
+          <w:p>
+            <w:pPr>
+              <w:pStyle w:val="Paragraphedeliste"/>
+              <w:numPr>
+                <w:ilvl w:val="1"/>
+                <w:numId w:val="22"/>
+              </w:numPr>
+            </w:pPr>
+            <w:r>
+              <w:t>Mise en service</w:t>
+            </w:r>
+          </w:p>
+          <w:p>
+            <w:pPr>
+              <w:pStyle w:val="Paragraphedeliste"/>
+              <w:numPr>
+                <w:ilvl w:val="1"/>
+                <w:numId w:val="22"/>
+              </w:numPr>
+            </w:pPr>
+            <w:r>
+              <w:t xml:space="preserve">Analyse </w:t>
+            </w:r>
+            <w:r>
+              <w:t>d’une courbe de profil de position</w:t>
+            </w:r>
+          </w:p>
+        </w:tc>
+        <w:tc>
+          <w:tcPr>
+            <w:tcW w:w="1139" w:type="dxa"/>
+            <w:vAlign w:val="center"/>
+          </w:tcPr>
+          <w:p>
+            <w:pPr>
+              <w:jc w:val="center"/>
+            </w:pPr>
+          </w:p>
+        </w:tc>
+        <w:tc>
+          <w:tcPr>
+            <w:tcW w:w="2410" w:type="dxa"/>
+            <w:vAlign w:val="center"/>
+          </w:tcPr>
+          <w:p>
+            <w:pPr>
+              <w:rPr>
+                <w:b/>
+                <w:bCs/>
+              </w:rPr>
+            </w:pPr>
+          </w:p>
+        </w:tc>
+        <w:tc>
+          <w:tcPr>
+            <w:tcW w:w="985" w:type="dxa"/>
+            <w:vAlign w:val="center"/>
+          </w:tcPr>
+          <w:p>
+            <w:pPr>
+              <w:jc w:val="center"/>
+            </w:pPr>
+          </w:p>
+        </w:tc>
+      </w:tr>
+      <w:tr>
+        <w:tc>
+          <w:tcPr>
+            <w:tcW w:w="5660" w:type="dxa"/>
+          </w:tcPr>
+          <w:p>
+            <w:pPr>
+              <w:pStyle w:val="Paragraphedeliste"/>
+              <w:numPr>
+                <w:ilvl w:val="0"/>
+                <w:numId w:val="23"/>
+              </w:numPr>
+            </w:pPr>
+            <w:r>
+              <w:t>04_CoMAX_02_ChaineFonctionnelle</w:t>
+            </w:r>
+          </w:p>
+        </w:tc>
+        <w:tc>
+          <w:tcPr>
+            <w:tcW w:w="1139" w:type="dxa"/>
+            <w:vAlign w:val="center"/>
+          </w:tcPr>
+          <w:p>
+            <w:pPr>
+              <w:jc w:val="center"/>
+            </w:pPr>
+          </w:p>
+        </w:tc>
+        <w:tc>
+          <w:tcPr>
+            <w:tcW w:w="2410" w:type="dxa"/>
+            <w:vAlign w:val="center"/>
+          </w:tcPr>
+          <w:p/>
+        </w:tc>
+        <w:tc>
+          <w:tcPr>
+            <w:tcW w:w="985" w:type="dxa"/>
+            <w:vAlign w:val="center"/>
+          </w:tcPr>
+          <w:p>
+            <w:pPr>
+              <w:jc w:val="center"/>
+            </w:pPr>
+          </w:p>
+        </w:tc>
+      </w:tr>
+      <w:tr>
+        <w:tc>
+          <w:tcPr>
+            <w:tcW w:w="5660" w:type="dxa"/>
+          </w:tcPr>
+          <w:p/>
+        </w:tc>
+        <w:tc>
+          <w:tcPr>
+            <w:tcW w:w="1139" w:type="dxa"/>
+            <w:vAlign w:val="center"/>
+          </w:tcPr>
+          <w:p>
+            <w:pPr>
+              <w:jc w:val="center"/>
+            </w:pPr>
+          </w:p>
+        </w:tc>
+        <w:tc>
+          <w:tcPr>
+            <w:tcW w:w="2410" w:type="dxa"/>
+            <w:vAlign w:val="center"/>
+          </w:tcPr>
+          <w:p/>
+        </w:tc>
+        <w:tc>
+          <w:tcPr>
+            <w:tcW w:w="985" w:type="dxa"/>
+            <w:vAlign w:val="center"/>
+          </w:tcPr>
+          <w:p>
+            <w:pPr>
+              <w:jc w:val="center"/>
+            </w:pPr>
+          </w:p>
+        </w:tc>
+      </w:tr>
+      <w:tr>
+        <w:tc>
+          <w:tcPr>
+            <w:tcW w:w="5660" w:type="dxa"/>
+          </w:tcPr>
+          <w:p/>
+        </w:tc>
+        <w:tc>
+          <w:tcPr>
+            <w:tcW w:w="1139" w:type="dxa"/>
+            <w:vAlign w:val="center"/>
+          </w:tcPr>
+          <w:p>
+            <w:pPr>
+              <w:jc w:val="center"/>
+            </w:pPr>
+          </w:p>
+        </w:tc>
+        <w:tc>
+          <w:tcPr>
+            <w:tcW w:w="2410" w:type="dxa"/>
+            <w:vAlign w:val="center"/>
+          </w:tcPr>
+          <w:p/>
+        </w:tc>
+        <w:tc>
+          <w:tcPr>
+            <w:tcW w:w="985" w:type="dxa"/>
+            <w:vAlign w:val="center"/>
+          </w:tcPr>
+          <w:p>
+            <w:pPr>
+              <w:jc w:val="center"/>
+            </w:pPr>
+          </w:p>
+        </w:tc>
+      </w:tr>
+      <w:tr>
+        <w:tc>
+          <w:tcPr>
+            <w:tcW w:w="5660" w:type="dxa"/>
+          </w:tcPr>
+          <w:p/>
+        </w:tc>
+        <w:tc>
+          <w:tcPr>
+            <w:tcW w:w="1139" w:type="dxa"/>
+            <w:vAlign w:val="center"/>
+          </w:tcPr>
+          <w:p>
+            <w:pPr>
+              <w:jc w:val="center"/>
+            </w:pPr>
+          </w:p>
+        </w:tc>
+        <w:tc>
+          <w:tcPr>
+            <w:tcW w:w="2410" w:type="dxa"/>
+            <w:vAlign w:val="center"/>
+          </w:tcPr>
+          <w:p/>
+        </w:tc>
+        <w:tc>
+          <w:tcPr>
+            <w:tcW w:w="985" w:type="dxa"/>
+            <w:vAlign w:val="center"/>
+          </w:tcPr>
+          <w:p>
+            <w:pPr>
+              <w:jc w:val="center"/>
+            </w:pPr>
+          </w:p>
+        </w:tc>
+      </w:tr>
+      <w:tr>
+        <w:tc>
+          <w:tcPr>
+            <w:tcW w:w="5660" w:type="dxa"/>
+          </w:tcPr>
+          <w:p/>
+        </w:tc>
+        <w:tc>
+          <w:tcPr>
+            <w:tcW w:w="1139" w:type="dxa"/>
+            <w:vAlign w:val="center"/>
+          </w:tcPr>
+          <w:p>
+            <w:pPr>
+              <w:jc w:val="center"/>
+            </w:pPr>
+          </w:p>
+        </w:tc>
+        <w:tc>
+          <w:tcPr>
+            <w:tcW w:w="2410" w:type="dxa"/>
+            <w:vAlign w:val="center"/>
+          </w:tcPr>
+          <w:p/>
+        </w:tc>
+        <w:tc>
+          <w:tcPr>
+            <w:tcW w:w="985" w:type="dxa"/>
+            <w:vAlign w:val="center"/>
+          </w:tcPr>
+          <w:p>
+            <w:pPr>
+              <w:jc w:val="center"/>
+            </w:pPr>
+          </w:p>
+        </w:tc>
+      </w:tr>
+      <w:tr>
+        <w:tc>
+          <w:tcPr>
+            <w:tcW w:w="5660" w:type="dxa"/>
+          </w:tcPr>
+          <w:p/>
+        </w:tc>
+        <w:tc>
+          <w:tcPr>
+            <w:tcW w:w="1139" w:type="dxa"/>
+            <w:vAlign w:val="center"/>
+          </w:tcPr>
+          <w:p>
+            <w:pPr>
+              <w:jc w:val="center"/>
+            </w:pPr>
+          </w:p>
+        </w:tc>
+        <w:tc>
+          <w:tcPr>
+            <w:tcW w:w="2410" w:type="dxa"/>
+            <w:vAlign w:val="center"/>
+          </w:tcPr>
+          <w:p/>
+        </w:tc>
+        <w:tc>
+          <w:tcPr>
+            <w:tcW w:w="985" w:type="dxa"/>
+            <w:vAlign w:val="center"/>
+          </w:tcPr>
+          <w:p>
+            <w:pPr>
+              <w:jc w:val="center"/>
+            </w:pPr>
+          </w:p>
+        </w:tc>
+      </w:tr>
+      <w:tr>
+        <w:tc>
+          <w:tcPr>
+            <w:tcW w:w="5660" w:type="dxa"/>
+          </w:tcPr>
+          <w:p/>
+        </w:tc>
+        <w:tc>
+          <w:tcPr>
+            <w:tcW w:w="1139" w:type="dxa"/>
+            <w:vAlign w:val="center"/>
+          </w:tcPr>
+          <w:p>
+            <w:pPr>
+              <w:jc w:val="center"/>
+            </w:pPr>
+          </w:p>
+        </w:tc>
+        <w:tc>
+          <w:tcPr>
+            <w:tcW w:w="2410" w:type="dxa"/>
+            <w:vAlign w:val="center"/>
+          </w:tcPr>
+          <w:p/>
+        </w:tc>
+        <w:tc>
+          <w:tcPr>
+            <w:tcW w:w="985" w:type="dxa"/>
+            <w:vAlign w:val="center"/>
+          </w:tcPr>
+          <w:p>
+            <w:pPr>
+              <w:jc w:val="center"/>
+            </w:pPr>
+          </w:p>
+        </w:tc>
+      </w:tr>
+      <w:tr>
+        <w:tc>
+          <w:tcPr>
+            <w:tcW w:w="5660" w:type="dxa"/>
+          </w:tcPr>
+          <w:p/>
+        </w:tc>
+        <w:tc>
+          <w:tcPr>
+            <w:tcW w:w="1139" w:type="dxa"/>
+          </w:tcPr>
+          <w:p>
+            <w:pPr>
+              <w:jc w:val="center"/>
+            </w:pPr>
+          </w:p>
+        </w:tc>
+        <w:tc>
+          <w:tcPr>
+            <w:tcW w:w="2410" w:type="dxa"/>
+          </w:tcPr>
+          <w:p/>
+        </w:tc>
+        <w:tc>
+          <w:tcPr>
+            <w:tcW w:w="985" w:type="dxa"/>
+          </w:tcPr>
+          <w:p/>
+        </w:tc>
+      </w:tr>
+      <w:tr>
+        <w:tc>
+          <w:tcPr>
+            <w:tcW w:w="5660" w:type="dxa"/>
+          </w:tcPr>
+          <w:p/>
+        </w:tc>
+        <w:tc>
+          <w:tcPr>
+            <w:tcW w:w="1139" w:type="dxa"/>
+          </w:tcPr>
+          <w:p>
+            <w:pPr>
+              <w:jc w:val="center"/>
+            </w:pPr>
+          </w:p>
+        </w:tc>
+        <w:tc>
+          <w:tcPr>
+            <w:tcW w:w="2410" w:type="dxa"/>
+          </w:tcPr>
+          <w:p/>
+        </w:tc>
+        <w:tc>
+          <w:tcPr>
+            <w:tcW w:w="985" w:type="dxa"/>
+          </w:tcPr>
+          <w:p/>
+        </w:tc>
+      </w:tr>
+    </w:tbl>
+    <w:p>
+      <w:pPr>
+        <w:pStyle w:val="Titre"/>
+      </w:pPr>
+    </w:p>
+    <w:p>
+      <w:pPr>
+        <w:pStyle w:val="Titre"/>
+      </w:pPr>
+      <w:r>
+        <w:t xml:space="preserve">11 – MaxPID </w:t>
+      </w:r>
+    </w:p>
+    <w:p/>
+    <w:p/>
+    <w:tbl>
+      <w:tblPr>
+        <w:tblStyle w:val="Grilledutableau"/>
+        <w:tblW w:w="0" w:type="auto"/>
+        <w:tblLayout w:type="fixed"/>
+        <w:tblLook w:val="04A0" w:firstRow="1" w:lastRow="0" w:firstColumn="1" w:lastColumn="0" w:noHBand="0" w:noVBand="1"/>
+      </w:tblPr>
+      <w:tblGrid>
+        <w:gridCol w:w="5660"/>
+        <w:gridCol w:w="1139"/>
+        <w:gridCol w:w="2410"/>
+        <w:gridCol w:w="985"/>
+      </w:tblGrid>
+      <w:tr>
+        <w:tc>
+          <w:tcPr>
+            <w:tcW w:w="5660" w:type="dxa"/>
+          </w:tcPr>
+          <w:p>
+            <w:pPr>
+              <w:jc w:val="center"/>
+              <w:rPr>
+                <w:b/>
+                <w:bCs/>
+                <w:sz w:val="22"/>
+                <w:szCs w:val="24"/>
+              </w:rPr>
+            </w:pPr>
+            <w:r>
+              <w:rPr>
+                <w:b/>
+                <w:bCs/>
+                <w:sz w:val="22"/>
+                <w:szCs w:val="24"/>
+              </w:rPr>
+              <w:t>Sujet</w:t>
+            </w:r>
+          </w:p>
+        </w:tc>
+        <w:tc>
+          <w:tcPr>
+            <w:tcW w:w="1139" w:type="dxa"/>
+          </w:tcPr>
+          <w:p>
+            <w:pPr>
+              <w:jc w:val="center"/>
+              <w:rPr>
+                <w:b/>
+                <w:bCs/>
+                <w:sz w:val="22"/>
+                <w:szCs w:val="24"/>
+              </w:rPr>
+            </w:pPr>
+            <w:r>
+              <w:rPr>
+                <w:b/>
+                <w:bCs/>
+                <w:sz w:val="22"/>
+                <w:szCs w:val="24"/>
+              </w:rPr>
+              <w:t>Maison</w:t>
+            </w:r>
+          </w:p>
+        </w:tc>
+        <w:tc>
+          <w:tcPr>
+            <w:tcW w:w="2410" w:type="dxa"/>
+          </w:tcPr>
+          <w:p>
+            <w:pPr>
+              <w:jc w:val="center"/>
+              <w:rPr>
+                <w:b/>
+                <w:bCs/>
+                <w:sz w:val="22"/>
+                <w:szCs w:val="24"/>
+              </w:rPr>
+            </w:pPr>
+            <w:r>
+              <w:rPr>
+                <w:b/>
+                <w:bCs/>
+                <w:sz w:val="22"/>
+                <w:szCs w:val="24"/>
+              </w:rPr>
+              <w:t>Remarques</w:t>
+            </w:r>
+          </w:p>
+        </w:tc>
+        <w:tc>
+          <w:tcPr>
+            <w:tcW w:w="985" w:type="dxa"/>
+          </w:tcPr>
+          <w:p>
+            <w:pPr>
+              <w:jc w:val="center"/>
+              <w:rPr>
+                <w:b/>
+                <w:bCs/>
+                <w:sz w:val="22"/>
+                <w:szCs w:val="24"/>
+              </w:rPr>
+            </w:pPr>
+            <w:r>
+              <w:rPr>
+                <w:b/>
+                <w:bCs/>
+                <w:sz w:val="22"/>
+                <w:szCs w:val="24"/>
+              </w:rPr>
+              <w:t>Corrigé</w:t>
+            </w:r>
+          </w:p>
+        </w:tc>
+      </w:tr>
+      <w:tr>
+        <w:tc>
+          <w:tcPr>
+            <w:tcW w:w="5660" w:type="dxa"/>
+          </w:tcPr>
+          <w:p>
+            <w:pPr>
+              <w:pStyle w:val="Paragraphedeliste"/>
+              <w:numPr>
+                <w:ilvl w:val="0"/>
                 <w:numId w:val="20"/>
               </w:numPr>
             </w:pPr>
@@ -407,7 +1034,23 @@
                 <w:b/>
                 <w:bCs/>
               </w:rPr>
-              <w:t>TO DO : différencier fiche MaxPID et MaxPIDE sur l’étalonnage</w:t>
+              <w:t xml:space="preserve">TO DO : différencier fiche MaxPID et </w:t>
+            </w:r>
+            <w:proofErr w:type="spellStart"/>
+            <w:r>
+              <w:rPr>
+                <w:b/>
+                <w:bCs/>
+              </w:rPr>
+              <w:t>MaxPIDE</w:t>
+            </w:r>
+            <w:proofErr w:type="spellEnd"/>
+            <w:r>
+              <w:rPr>
+                <w:b/>
+                <w:bCs/>
+              </w:rPr>
+              <w:t xml:space="preserve"> sur l’étalonnage</w:t>
             </w:r>
           </w:p>
         </w:tc>
@@ -502,7 +1145,23 @@
                 <w:b/>
                 <w:bCs/>
               </w:rPr>
-              <w:t>TODO : différencier MaxPID et Maxpid E sur les capteurs</w:t>
+              <w:t xml:space="preserve">TODO : différencier MaxPID et </w:t>
+            </w:r>
+            <w:proofErr w:type="spellStart"/>
+            <w:r>
+              <w:rPr>
+                <w:b/>
+                <w:bCs/>
+              </w:rPr>
+              <w:t>Maxpid</w:t>
+            </w:r>
+            <w:proofErr w:type="spellEnd"/>
+            <w:r>
+              <w:rPr>
+                <w:b/>
+                <w:bCs/>
+              </w:rPr>
+              <w:t xml:space="preserve"> E sur les capteurs</w:t>
             </w:r>
           </w:p>
         </w:tc>
@@ -613,6 +1272,7 @@
               </w:numPr>
             </w:pPr>
             <w:r>
+              <w:lastRenderedPageBreak/>
               <w:t>11_MaxPID_04</w:t>
             </w:r>
             <w:r>
@@ -1047,7 +1707,6 @@
               </w:numPr>
             </w:pPr>
             <w:r>
-              <w:lastRenderedPageBreak/>
               <w:t>Comparer</w:t>
             </w:r>
           </w:p>
@@ -1089,12 +1748,15 @@
               <w:jc w:val="center"/>
             </w:pPr>
             <w:r>
-              <w:lastRenderedPageBreak/>
-              <w:t>OUI, ajouter les courbes expérimen</w:t>
-            </w:r>
-            <w:r>
-              <w:lastRenderedPageBreak/>
-              <w:t>tales dans capytale.</w:t>
+              <w:t xml:space="preserve">OUI, ajouter les courbes expérimentales dans </w:t>
+            </w:r>
+            <w:proofErr w:type="spellStart"/>
+            <w:r>
+              <w:t>capytale</w:t>
+            </w:r>
+            <w:proofErr w:type="spellEnd"/>
+            <w:r>
+              <w:t>.</w:t>
             </w:r>
           </w:p>
         </w:tc>
@@ -1265,6 +1927,8 @@
         </w:tc>
       </w:tr>
     </w:tbl>
+    <w:p/>
+    <w:p/>
     <w:p/>
     <w:sectPr>
       <w:headerReference w:type="default" r:id="rId10"/>
@@ -1558,8 +2222,17 @@
               <w:i/>
               <w:sz w:val="18"/>
             </w:rPr>
-            <w:t>Liste de TPs</w:t>
+            <w:t xml:space="preserve">Liste de </w:t>
           </w:r>
+          <w:proofErr w:type="spellStart"/>
+          <w:r>
+            <w:rPr>
+              <w:i/>
+              <w:sz w:val="18"/>
+            </w:rPr>
+            <w:t>TPs</w:t>
+          </w:r>
+          <w:proofErr w:type="spellEnd"/>
         </w:p>
       </w:tc>
     </w:tr>
@@ -3422,6 +4095,119 @@
     </w:lvl>
   </w:abstractNum>
   <w:abstractNum w:abstractNumId="13" w15:restartNumberingAfterBreak="0">
+    <w:nsid w:val="4B5D6270"/>
+    <w:multiLevelType w:val="hybridMultilevel"/>
+    <w:tmpl w:val="5870198C"/>
+    <w:lvl w:ilvl="0" w:tplc="C9D0DD3C">
+      <w:start w:val="1"/>
+      <w:numFmt w:val="bullet"/>
+      <w:lvlText w:val=""/>
+      <w:lvlJc w:val="left"/>
+      <w:pPr>
+        <w:ind w:left="720" w:hanging="360"/>
+      </w:pPr>
+      <w:rPr>
+        <w:rFonts w:ascii="Wingdings" w:hAnsi="Wingdings" w:hint="default"/>
+      </w:rPr>
+    </w:lvl>
+    <w:lvl w:ilvl="1" w:tplc="040C0003">
+      <w:start w:val="1"/>
+      <w:numFmt w:val="bullet"/>
+      <w:lvlText w:val="o"/>
+      <w:lvlJc w:val="left"/>
+      <w:pPr>
+        <w:ind w:left="1440" w:hanging="360"/>
+      </w:pPr>
+      <w:rPr>
+        <w:rFonts w:ascii="Courier New" w:hAnsi="Courier New" w:cs="Courier New" w:hint="default"/>
+      </w:rPr>
+    </w:lvl>
+    <w:lvl w:ilvl="2" w:tplc="040C0005" w:tentative="1">
+      <w:start w:val="1"/>
+      <w:numFmt w:val="bullet"/>
+      <w:lvlText w:val=""/>
+      <w:lvlJc w:val="left"/>
+      <w:pPr>
+        <w:ind w:left="2160" w:hanging="360"/>
+      </w:pPr>
+      <w:rPr>
+        <w:rFonts w:ascii="Wingdings" w:hAnsi="Wingdings" w:hint="default"/>
+      </w:rPr>
+    </w:lvl>
+    <w:lvl w:ilvl="3" w:tplc="040C0001" w:tentative="1">
+      <w:start w:val="1"/>
+      <w:numFmt w:val="bullet"/>
+      <w:lvlText w:val=""/>
+      <w:lvlJc w:val="left"/>
+      <w:pPr>
+        <w:ind w:left="2880" w:hanging="360"/>
+      </w:pPr>
+      <w:rPr>
+        <w:rFonts w:ascii="Symbol" w:hAnsi="Symbol" w:hint="default"/>
+      </w:rPr>
+    </w:lvl>
+    <w:lvl w:ilvl="4" w:tplc="040C0003" w:tentative="1">
+      <w:start w:val="1"/>
+      <w:numFmt w:val="bullet"/>
+      <w:lvlText w:val="o"/>
+      <w:lvlJc w:val="left"/>
+      <w:pPr>
+        <w:ind w:left="3600" w:hanging="360"/>
+      </w:pPr>
+      <w:rPr>
+        <w:rFonts w:ascii="Courier New" w:hAnsi="Courier New" w:cs="Courier New" w:hint="default"/>
+      </w:rPr>
+    </w:lvl>
+    <w:lvl w:ilvl="5" w:tplc="040C0005" w:tentative="1">
+      <w:start w:val="1"/>
+      <w:numFmt w:val="bullet"/>
+      <w:lvlText w:val=""/>
+      <w:lvlJc w:val="left"/>
+      <w:pPr>
+        <w:ind w:left="4320" w:hanging="360"/>
+      </w:pPr>
+      <w:rPr>
+        <w:rFonts w:ascii="Wingdings" w:hAnsi="Wingdings" w:hint="default"/>
+      </w:rPr>
+    </w:lvl>
+    <w:lvl w:ilvl="6" w:tplc="040C0001" w:tentative="1">
+      <w:start w:val="1"/>
+      <w:numFmt w:val="bullet"/>
+      <w:lvlText w:val=""/>
+      <w:lvlJc w:val="left"/>
+      <w:pPr>
+        <w:ind w:left="5040" w:hanging="360"/>
+      </w:pPr>
+      <w:rPr>
+        <w:rFonts w:ascii="Symbol" w:hAnsi="Symbol" w:hint="default"/>
+      </w:rPr>
+    </w:lvl>
+    <w:lvl w:ilvl="7" w:tplc="040C0003" w:tentative="1">
+      <w:start w:val="1"/>
+      <w:numFmt w:val="bullet"/>
+      <w:lvlText w:val="o"/>
+      <w:lvlJc w:val="left"/>
+      <w:pPr>
+        <w:ind w:left="5760" w:hanging="360"/>
+      </w:pPr>
+      <w:rPr>
+        <w:rFonts w:ascii="Courier New" w:hAnsi="Courier New" w:cs="Courier New" w:hint="default"/>
+      </w:rPr>
+    </w:lvl>
+    <w:lvl w:ilvl="8" w:tplc="040C0005" w:tentative="1">
+      <w:start w:val="1"/>
+      <w:numFmt w:val="bullet"/>
+      <w:lvlText w:val=""/>
+      <w:lvlJc w:val="left"/>
+      <w:pPr>
+        <w:ind w:left="6480" w:hanging="360"/>
+      </w:pPr>
+      <w:rPr>
+        <w:rFonts w:ascii="Wingdings" w:hAnsi="Wingdings" w:hint="default"/>
+      </w:rPr>
+    </w:lvl>
+  </w:abstractNum>
+  <w:abstractNum w:abstractNumId="14" w15:restartNumberingAfterBreak="0">
     <w:nsid w:val="4D824798"/>
     <w:multiLevelType w:val="hybridMultilevel"/>
     <w:tmpl w:val="39943870"/>
@@ -3534,7 +4320,7 @@
       </w:rPr>
     </w:lvl>
   </w:abstractNum>
-  <w:abstractNum w:abstractNumId="14" w15:restartNumberingAfterBreak="0">
+  <w:abstractNum w:abstractNumId="15" w15:restartNumberingAfterBreak="0">
     <w:nsid w:val="522631C9"/>
     <w:multiLevelType w:val="hybridMultilevel"/>
     <w:tmpl w:val="68B0ACD2"/>
@@ -3649,7 +4435,7 @@
       </w:rPr>
     </w:lvl>
   </w:abstractNum>
-  <w:abstractNum w:abstractNumId="15" w15:restartNumberingAfterBreak="0">
+  <w:abstractNum w:abstractNumId="16" w15:restartNumberingAfterBreak="0">
     <w:nsid w:val="5465775A"/>
     <w:multiLevelType w:val="hybridMultilevel"/>
     <w:tmpl w:val="E5D492EA"/>
@@ -3762,7 +4548,7 @@
       </w:rPr>
     </w:lvl>
   </w:abstractNum>
-  <w:abstractNum w:abstractNumId="16" w15:restartNumberingAfterBreak="0">
+  <w:abstractNum w:abstractNumId="17" w15:restartNumberingAfterBreak="0">
     <w:nsid w:val="5CF33102"/>
     <w:multiLevelType w:val="hybridMultilevel"/>
     <w:tmpl w:val="A4501324"/>
@@ -3877,7 +4663,7 @@
       </w:rPr>
     </w:lvl>
   </w:abstractNum>
-  <w:abstractNum w:abstractNumId="17" w15:restartNumberingAfterBreak="0">
+  <w:abstractNum w:abstractNumId="18" w15:restartNumberingAfterBreak="0">
     <w:nsid w:val="5FE52E27"/>
     <w:multiLevelType w:val="hybridMultilevel"/>
     <w:tmpl w:val="243ECAF8"/>
@@ -3992,7 +4778,7 @@
       </w:rPr>
     </w:lvl>
   </w:abstractNum>
-  <w:abstractNum w:abstractNumId="18" w15:restartNumberingAfterBreak="0">
+  <w:abstractNum w:abstractNumId="19" w15:restartNumberingAfterBreak="0">
     <w:nsid w:val="698151C0"/>
     <w:multiLevelType w:val="hybridMultilevel"/>
     <w:tmpl w:val="04DA6FB2"/>
@@ -4105,7 +4891,7 @@
       </w:rPr>
     </w:lvl>
   </w:abstractNum>
-  <w:abstractNum w:abstractNumId="19" w15:restartNumberingAfterBreak="0">
+  <w:abstractNum w:abstractNumId="20" w15:restartNumberingAfterBreak="0">
     <w:nsid w:val="6F7A7DAA"/>
     <w:multiLevelType w:val="hybridMultilevel"/>
     <w:tmpl w:val="8FFAED64"/>
@@ -4220,7 +5006,7 @@
       </w:rPr>
     </w:lvl>
   </w:abstractNum>
-  <w:abstractNum w:abstractNumId="20" w15:restartNumberingAfterBreak="0">
+  <w:abstractNum w:abstractNumId="21" w15:restartNumberingAfterBreak="0">
     <w:nsid w:val="724752FE"/>
     <w:multiLevelType w:val="hybridMultilevel"/>
     <w:tmpl w:val="9056B8A4"/>
@@ -4309,13 +5095,126 @@
       <w:pPr>
         <w:ind w:left="6480" w:hanging="180"/>
       </w:pPr>
+    </w:lvl>
+  </w:abstractNum>
+  <w:abstractNum w:abstractNumId="22" w15:restartNumberingAfterBreak="0">
+    <w:nsid w:val="79422B77"/>
+    <w:multiLevelType w:val="hybridMultilevel"/>
+    <w:tmpl w:val="40EE4808"/>
+    <w:lvl w:ilvl="0" w:tplc="C9D0DD3C">
+      <w:start w:val="1"/>
+      <w:numFmt w:val="bullet"/>
+      <w:lvlText w:val=""/>
+      <w:lvlJc w:val="left"/>
+      <w:pPr>
+        <w:ind w:left="720" w:hanging="360"/>
+      </w:pPr>
+      <w:rPr>
+        <w:rFonts w:ascii="Wingdings" w:hAnsi="Wingdings" w:hint="default"/>
+      </w:rPr>
+    </w:lvl>
+    <w:lvl w:ilvl="1" w:tplc="040C0003">
+      <w:start w:val="1"/>
+      <w:numFmt w:val="bullet"/>
+      <w:lvlText w:val="o"/>
+      <w:lvlJc w:val="left"/>
+      <w:pPr>
+        <w:ind w:left="1440" w:hanging="360"/>
+      </w:pPr>
+      <w:rPr>
+        <w:rFonts w:ascii="Courier New" w:hAnsi="Courier New" w:cs="Courier New" w:hint="default"/>
+      </w:rPr>
+    </w:lvl>
+    <w:lvl w:ilvl="2" w:tplc="040C0005" w:tentative="1">
+      <w:start w:val="1"/>
+      <w:numFmt w:val="bullet"/>
+      <w:lvlText w:val=""/>
+      <w:lvlJc w:val="left"/>
+      <w:pPr>
+        <w:ind w:left="2160" w:hanging="360"/>
+      </w:pPr>
+      <w:rPr>
+        <w:rFonts w:ascii="Wingdings" w:hAnsi="Wingdings" w:hint="default"/>
+      </w:rPr>
+    </w:lvl>
+    <w:lvl w:ilvl="3" w:tplc="040C0001" w:tentative="1">
+      <w:start w:val="1"/>
+      <w:numFmt w:val="bullet"/>
+      <w:lvlText w:val=""/>
+      <w:lvlJc w:val="left"/>
+      <w:pPr>
+        <w:ind w:left="2880" w:hanging="360"/>
+      </w:pPr>
+      <w:rPr>
+        <w:rFonts w:ascii="Symbol" w:hAnsi="Symbol" w:hint="default"/>
+      </w:rPr>
+    </w:lvl>
+    <w:lvl w:ilvl="4" w:tplc="040C0003" w:tentative="1">
+      <w:start w:val="1"/>
+      <w:numFmt w:val="bullet"/>
+      <w:lvlText w:val="o"/>
+      <w:lvlJc w:val="left"/>
+      <w:pPr>
+        <w:ind w:left="3600" w:hanging="360"/>
+      </w:pPr>
+      <w:rPr>
+        <w:rFonts w:ascii="Courier New" w:hAnsi="Courier New" w:cs="Courier New" w:hint="default"/>
+      </w:rPr>
+    </w:lvl>
+    <w:lvl w:ilvl="5" w:tplc="040C0005" w:tentative="1">
+      <w:start w:val="1"/>
+      <w:numFmt w:val="bullet"/>
+      <w:lvlText w:val=""/>
+      <w:lvlJc w:val="left"/>
+      <w:pPr>
+        <w:ind w:left="4320" w:hanging="360"/>
+      </w:pPr>
+      <w:rPr>
+        <w:rFonts w:ascii="Wingdings" w:hAnsi="Wingdings" w:hint="default"/>
+      </w:rPr>
+    </w:lvl>
+    <w:lvl w:ilvl="6" w:tplc="040C0001" w:tentative="1">
+      <w:start w:val="1"/>
+      <w:numFmt w:val="bullet"/>
+      <w:lvlText w:val=""/>
+      <w:lvlJc w:val="left"/>
+      <w:pPr>
+        <w:ind w:left="5040" w:hanging="360"/>
+      </w:pPr>
+      <w:rPr>
+        <w:rFonts w:ascii="Symbol" w:hAnsi="Symbol" w:hint="default"/>
+      </w:rPr>
+    </w:lvl>
+    <w:lvl w:ilvl="7" w:tplc="040C0003" w:tentative="1">
+      <w:start w:val="1"/>
+      <w:numFmt w:val="bullet"/>
+      <w:lvlText w:val="o"/>
+      <w:lvlJc w:val="left"/>
+      <w:pPr>
+        <w:ind w:left="5760" w:hanging="360"/>
+      </w:pPr>
+      <w:rPr>
+        <w:rFonts w:ascii="Courier New" w:hAnsi="Courier New" w:cs="Courier New" w:hint="default"/>
+      </w:rPr>
+    </w:lvl>
+    <w:lvl w:ilvl="8" w:tplc="040C0005" w:tentative="1">
+      <w:start w:val="1"/>
+      <w:numFmt w:val="bullet"/>
+      <w:lvlText w:val=""/>
+      <w:lvlJc w:val="left"/>
+      <w:pPr>
+        <w:ind w:left="6480" w:hanging="360"/>
+      </w:pPr>
+      <w:rPr>
+        <w:rFonts w:ascii="Wingdings" w:hAnsi="Wingdings" w:hint="default"/>
+      </w:rPr>
     </w:lvl>
   </w:abstractNum>
   <w:num w:numId="1" w16cid:durableId="544951914">
     <w:abstractNumId w:val="10"/>
   </w:num>
   <w:num w:numId="2" w16cid:durableId="1862280658">
-    <w:abstractNumId w:val="19"/>
+    <w:abstractNumId w:val="20"/>
   </w:num>
   <w:num w:numId="3" w16cid:durableId="2107925087">
     <w:abstractNumId w:val="5"/>
@@ -4324,10 +5223,10 @@
     <w:abstractNumId w:val="0"/>
   </w:num>
   <w:num w:numId="5" w16cid:durableId="2082755375">
-    <w:abstractNumId w:val="20"/>
+    <w:abstractNumId w:val="21"/>
   </w:num>
   <w:num w:numId="6" w16cid:durableId="1647277397">
-    <w:abstractNumId w:val="16"/>
+    <w:abstractNumId w:val="17"/>
   </w:num>
   <w:num w:numId="7" w16cid:durableId="2062436184">
     <w:abstractNumId w:val="9"/>
@@ -4342,10 +5241,10 @@
     <w:abstractNumId w:val="8"/>
   </w:num>
   <w:num w:numId="11" w16cid:durableId="451636794">
-    <w:abstractNumId w:val="14"/>
+    <w:abstractNumId w:val="15"/>
   </w:num>
   <w:num w:numId="12" w16cid:durableId="950816451">
-    <w:abstractNumId w:val="17"/>
+    <w:abstractNumId w:val="18"/>
   </w:num>
   <w:num w:numId="13" w16cid:durableId="1656912573">
     <w:abstractNumId w:val="2"/>
@@ -4360,19 +5259,25 @@
     <w:abstractNumId w:val="11"/>
   </w:num>
   <w:num w:numId="17" w16cid:durableId="625890318">
-    <w:abstractNumId w:val="18"/>
+    <w:abstractNumId w:val="19"/>
   </w:num>
   <w:num w:numId="18" w16cid:durableId="1858929041">
     <w:abstractNumId w:val="12"/>
   </w:num>
   <w:num w:numId="19" w16cid:durableId="1591810781">
-    <w:abstractNumId w:val="13"/>
+    <w:abstractNumId w:val="14"/>
   </w:num>
   <w:num w:numId="20" w16cid:durableId="1660037701">
-    <w:abstractNumId w:val="15"/>
+    <w:abstractNumId w:val="16"/>
   </w:num>
   <w:num w:numId="21" w16cid:durableId="588582545">
     <w:abstractNumId w:val="4"/>
+  </w:num>
+  <w:num w:numId="22" w16cid:durableId="1570729794">
+    <w:abstractNumId w:val="22"/>
+  </w:num>
+  <w:num w:numId="23" w16cid:durableId="551767049">
+    <w:abstractNumId w:val="13"/>
   </w:num>
 </w:numbering>
 </file>
@@ -4775,7 +5680,7 @@
   <w:style w:type="paragraph" w:default="1" w:styleId="Normal">
     <w:name w:val="Normal"/>
     <w:qFormat/>
-    <w:rsid w:val="007D555C"/>
+    <w:rsid w:val="00AD1D5A"/>
     <w:pPr>
       <w:spacing w:after="0" w:line="276" w:lineRule="auto"/>
       <w:jc w:val="both"/>

--- a/Liste_TPs.docx
+++ b/Liste_TPs.docx
@@ -95,8 +95,16 @@
         <w:pStyle w:val="Titre"/>
       </w:pPr>
       <w:r>
-        <w:t xml:space="preserve">11 – MaxPID </w:t>
+        <w:t>04</w:t>
       </w:r>
+      <w:r>
+        <w:t xml:space="preserve"> – </w:t>
+      </w:r>
+      <w:proofErr w:type="spellStart"/>
+      <w:r>
+        <w:t>CoMAX</w:t>
+      </w:r>
+      <w:proofErr w:type="spellEnd"/>
     </w:p>
     <w:p/>
     <w:tbl>
@@ -342,10 +350,7 @@
               </w:numPr>
             </w:pPr>
             <w:r>
-              <w:t xml:space="preserve">Analyse </w:t>
-            </w:r>
-            <w:r>
-              <w:t>d’une courbe de profil de position</w:t>
+              <w:t>Analyse d’une courbe de profil de position</w:t>
             </w:r>
           </w:p>
         </w:tc>
@@ -439,7 +444,60 @@
           <w:tcPr>
             <w:tcW w:w="5660" w:type="dxa"/>
           </w:tcPr>
-          <w:p/>
+          <w:p>
+            <w:pPr>
+              <w:pStyle w:val="Paragraphedeliste"/>
+              <w:numPr>
+                <w:ilvl w:val="0"/>
+                <w:numId w:val="23"/>
+              </w:numPr>
+            </w:pPr>
+            <w:r>
+              <w:t>04_CoMAX_04</w:t>
+            </w:r>
+            <w:r>
+              <w:t>b</w:t>
+            </w:r>
+            <w:r>
+              <w:t>_ResolutionCinematique</w:t>
+            </w:r>
+          </w:p>
+          <w:p>
+            <w:pPr>
+              <w:pStyle w:val="Paragraphedeliste"/>
+              <w:numPr>
+                <w:ilvl w:val="1"/>
+                <w:numId w:val="23"/>
+              </w:numPr>
+            </w:pPr>
+            <w:r>
+              <w:t>Lois géométriques (linéaires)</w:t>
+            </w:r>
+          </w:p>
+          <w:p>
+            <w:pPr>
+              <w:pStyle w:val="Paragraphedeliste"/>
+              <w:numPr>
+                <w:ilvl w:val="1"/>
+                <w:numId w:val="23"/>
+              </w:numPr>
+            </w:pPr>
+            <w:r>
+              <w:t>Tracer des lois de mouvement du bras et du moteur</w:t>
+            </w:r>
+          </w:p>
+          <w:p>
+            <w:pPr>
+              <w:pStyle w:val="Paragraphedeliste"/>
+              <w:numPr>
+                <w:ilvl w:val="1"/>
+                <w:numId w:val="23"/>
+              </w:numPr>
+            </w:pPr>
+            <w:r>
+              <w:t xml:space="preserve">Comparaison modèle réel. </w:t>
+            </w:r>
+          </w:p>
         </w:tc>
         <w:tc>
           <w:tcPr>
@@ -450,6 +508,9 @@
             <w:pPr>
               <w:jc w:val="center"/>
             </w:pPr>
+            <w:r>
+              <w:t>Oui</w:t>
+            </w:r>
           </w:p>
         </w:tc>
         <w:tc>
@@ -468,6 +529,9 @@
             <w:pPr>
               <w:jc w:val="center"/>
             </w:pPr>
+            <w:r>
+              <w:t>Oui</w:t>
+            </w:r>
           </w:p>
         </w:tc>
       </w:tr>
@@ -728,6 +792,9 @@
       </w:pPr>
       <w:r>
         <w:t xml:space="preserve">11 – MaxPID </w:t>
+      </w:r>
+      <w:r>
+        <w:t>E</w:t>
       </w:r>
     </w:p>
     <w:p/>
@@ -1119,6 +1186,7 @@
               </w:numPr>
             </w:pPr>
             <w:r>
+              <w:lastRenderedPageBreak/>
               <w:t>Grandeurs mesurées vs grandeur calculée</w:t>
             </w:r>
           </w:p>
@@ -1272,7 +1340,6 @@
               </w:numPr>
             </w:pPr>
             <w:r>
-              <w:lastRenderedPageBreak/>
               <w:t>11_MaxPID_04</w:t>
             </w:r>
             <w:r>
@@ -1867,6 +1934,22 @@
             </w:pPr>
             <w:r>
               <w:t>Non</w:t>
+            </w:r>
+          </w:p>
+          <w:p>
+            <w:pPr>
+              <w:jc w:val="center"/>
+            </w:pPr>
+            <w:r>
+              <w:t xml:space="preserve">Ajouter les courbes expérimentales avec </w:t>
+            </w:r>
+            <w:proofErr w:type="spellStart"/>
+            <w:r>
+              <w:t>Kd</w:t>
+            </w:r>
+            <w:proofErr w:type="spellEnd"/>
+            <w:r>
+              <w:t xml:space="preserve"> = 0</w:t>
             </w:r>
           </w:p>
         </w:tc>
@@ -4097,7 +4180,7 @@
   <w:abstractNum w:abstractNumId="13" w15:restartNumberingAfterBreak="0">
     <w:nsid w:val="4B5D6270"/>
     <w:multiLevelType w:val="hybridMultilevel"/>
-    <w:tmpl w:val="5870198C"/>
+    <w:tmpl w:val="5C468026"/>
     <w:lvl w:ilvl="0" w:tplc="C9D0DD3C">
       <w:start w:val="1"/>
       <w:numFmt w:val="bullet"/>
